--- a/3-Master_Plan/re_entry/Alex_3_questions.docx
+++ b/3-Master_Plan/re_entry/Alex_3_questions.docx
@@ -40,12 +40,15 @@
       </w:pPr>
       <w:r>
         <w:rPr>
-          <w:rFonts w:ascii="Times New Roman" w:eastAsia="Times New Roman" w:hAnsi="Times New Roman" w:cs="Times New Roman"/>
           <w:noProof/>
-          <w:kern w:val="0"/>
-        </w:rPr>
-        <w:pict w14:anchorId="267D47BE">
-          <v:rect id="_x0000_i1029" alt="" style="width:468pt;height:.05pt;mso-width-percent:0;mso-height-percent:0;mso-width-percent:0;mso-height-percent:0" o:hralign="center" o:hrstd="t" o:hr="t" fillcolor="#a0a0a0" stroked="f"/>
+        </w:rPr>
+      </w:r>
+      <w:r>
+        <w:pict w14:anchorId="149965D6">
+          <v:rect id="Horizontal Line 1" o:spid="_x0000_s1035" style="width:540pt;height:.1pt;visibility:visible;mso-wrap-style:square;mso-left-percent:-10001;mso-top-percent:-10001;mso-position-horizontal:absolute;mso-position-horizontal-relative:char;mso-position-vertical:absolute;mso-position-vertical-relative:line;mso-left-percent:-10001;mso-top-percent:-10001;v-text-anchor:top" o:gfxdata="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" filled="f">
+            <o:lock v:ext="edit" rotation="t" aspectratio="t" verticies="t" text="t" shapetype="t"/>
+            <w10:anchorlock/>
+          </v:rect>
         </w:pict>
       </w:r>
     </w:p>
@@ -686,12 +689,15 @@
       </w:pPr>
       <w:r>
         <w:rPr>
-          <w:rFonts w:ascii="Times New Roman" w:eastAsia="Times New Roman" w:hAnsi="Times New Roman" w:cs="Times New Roman"/>
           <w:noProof/>
-          <w:kern w:val="0"/>
-        </w:rPr>
-        <w:pict w14:anchorId="77E95224">
-          <v:rect id="_x0000_i1028" alt="" style="width:468pt;height:.05pt;mso-width-percent:0;mso-height-percent:0;mso-width-percent:0;mso-height-percent:0" o:hralign="center" o:hrstd="t" o:hr="t" fillcolor="#a0a0a0" stroked="f"/>
+        </w:rPr>
+      </w:r>
+      <w:r>
+        <w:pict w14:anchorId="17181B5A">
+          <v:rect id="Horizontal Line 2" o:spid="_x0000_s1034" style="width:540pt;height:.1pt;visibility:visible;mso-wrap-style:square;mso-left-percent:-10001;mso-top-percent:-10001;mso-position-horizontal:absolute;mso-position-horizontal-relative:char;mso-position-vertical:absolute;mso-position-vertical-relative:line;mso-left-percent:-10001;mso-top-percent:-10001;v-text-anchor:top" o:gfxdata="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" filled="f">
+            <o:lock v:ext="edit" rotation="t" aspectratio="t" verticies="t" text="t" shapetype="t"/>
+            <w10:anchorlock/>
+          </v:rect>
         </w:pict>
       </w:r>
     </w:p>
@@ -1674,12 +1680,15 @@
       </w:pPr>
       <w:r>
         <w:rPr>
-          <w:rFonts w:ascii="Times New Roman" w:eastAsia="Times New Roman" w:hAnsi="Times New Roman" w:cs="Times New Roman"/>
           <w:noProof/>
-          <w:kern w:val="0"/>
-        </w:rPr>
-        <w:pict w14:anchorId="3CA8703D">
-          <v:rect id="_x0000_i1027" style="width:0;height:1.5pt" o:hralign="center" o:hrstd="t" o:hr="t" fillcolor="#a0a0a0" stroked="f"/>
+        </w:rPr>
+      </w:r>
+      <w:r>
+        <w:pict w14:anchorId="2424F821">
+          <v:rect id="Horizontal Line 3" o:spid="_x0000_s1033" style="width:540pt;height:.1pt;visibility:visible;mso-wrap-style:square;mso-left-percent:-10001;mso-top-percent:-10001;mso-position-horizontal:absolute;mso-position-horizontal-relative:char;mso-position-vertical:absolute;mso-position-vertical-relative:line;mso-left-percent:-10001;mso-top-percent:-10001;v-text-anchor:top" o:gfxdata="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" filled="f">
+            <o:lock v:ext="edit" rotation="t" aspectratio="t" verticies="t" text="t" shapetype="t"/>
+            <w10:anchorlock/>
+          </v:rect>
         </w:pict>
       </w:r>
     </w:p>
@@ -2624,12 +2633,15 @@
       </w:pPr>
       <w:r>
         <w:rPr>
-          <w:rFonts w:ascii="Times New Roman" w:eastAsia="Times New Roman" w:hAnsi="Times New Roman" w:cs="Times New Roman"/>
           <w:noProof/>
-          <w:kern w:val="0"/>
-        </w:rPr>
-        <w:pict w14:anchorId="23EB6B64">
-          <v:rect id="_x0000_i1026" style="width:0;height:1.5pt" o:hralign="center" o:hrstd="t" o:hr="t" fillcolor="#a0a0a0" stroked="f"/>
+        </w:rPr>
+      </w:r>
+      <w:r>
+        <w:pict w14:anchorId="29B21C56">
+          <v:rect id="Horizontal Line 4" o:spid="_x0000_s1032" style="width:540pt;height:.1pt;visibility:visible;mso-wrap-style:square;mso-left-percent:-10001;mso-top-percent:-10001;mso-position-horizontal:absolute;mso-position-horizontal-relative:char;mso-position-vertical:absolute;mso-position-vertical-relative:line;mso-left-percent:-10001;mso-top-percent:-10001;v-text-anchor:top" o:gfxdata="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" filled="f">
+            <o:lock v:ext="edit" rotation="t" aspectratio="t" verticies="t" text="t" shapetype="t"/>
+            <w10:anchorlock/>
+          </v:rect>
         </w:pict>
       </w:r>
     </w:p>
@@ -4408,12 +4420,15 @@
       </w:pPr>
       <w:r>
         <w:rPr>
-          <w:rFonts w:ascii="Times New Roman" w:eastAsia="Times New Roman" w:hAnsi="Times New Roman" w:cs="Times New Roman"/>
           <w:noProof/>
-          <w:kern w:val="0"/>
-        </w:rPr>
-        <w:pict w14:anchorId="1E2BCC4A">
-          <v:rect id="_x0000_i1025" style="width:0;height:1.5pt" o:hralign="center" o:hrstd="t" o:hr="t" fillcolor="#a0a0a0" stroked="f"/>
+        </w:rPr>
+      </w:r>
+      <w:r>
+        <w:pict w14:anchorId="75E1C763">
+          <v:rect id="Horizontal Line 5" o:spid="_x0000_s1031" style="width:540pt;height:.1pt;visibility:visible;mso-wrap-style:square;mso-left-percent:-10001;mso-top-percent:-10001;mso-position-horizontal:absolute;mso-position-horizontal-relative:char;mso-position-vertical:absolute;mso-position-vertical-relative:line;mso-left-percent:-10001;mso-top-percent:-10001;v-text-anchor:top" o:gfxdata="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" filled="f">
+            <o:lock v:ext="edit" rotation="t" aspectratio="t" verticies="t" text="t" shapetype="t"/>
+            <w10:anchorlock/>
+          </v:rect>
         </w:pict>
       </w:r>
     </w:p>
@@ -4998,6 +5013,2802 @@
         <w:t> (two-way ventile table + margin script on the locked hero panel) — that would turn #3 from a Pertinent Thought into a checklist item.</w:t>
       </w:r>
     </w:p>
+    <w:p>
+      <w:r>
+        <w:br w:type="page"/>
+      </w:r>
+    </w:p>
+    <w:p>
+      <w:pPr>
+        <w:shd w:val="clear" w:color="auto" w:fill="FCFCFC"/>
+        <w:spacing w:before="216" w:after="84" w:line="240" w:lineRule="auto"/>
+        <w:outlineLvl w:val="1"/>
+        <w:rPr>
+          <w:rFonts w:ascii="Arial" w:eastAsia="Times New Roman" w:hAnsi="Arial" w:cs="Arial"/>
+          <w:b/>
+          <w:bCs/>
+          <w:color w:val="141414"/>
+          <w:kern w:val="0"/>
+          <w:sz w:val="32"/>
+          <w:szCs w:val="32"/>
+          <w14:ligatures w14:val="none"/>
+        </w:rPr>
+      </w:pPr>
+      <w:r>
+        <w:rPr>
+          <w:rFonts w:ascii="Arial" w:eastAsia="Times New Roman" w:hAnsi="Arial" w:cs="Arial"/>
+          <w:b/>
+          <w:bCs/>
+          <w:color w:val="141414"/>
+          <w:kern w:val="0"/>
+          <w:sz w:val="32"/>
+          <w:szCs w:val="32"/>
+          <w14:ligatures w14:val="none"/>
+        </w:rPr>
+        <w:lastRenderedPageBreak/>
+        <w:t>What Alex actually wants (not quite the hero plot)</w:t>
+      </w:r>
+    </w:p>
+    <w:p>
+      <w:pPr>
+        <w:shd w:val="clear" w:color="auto" w:fill="FCFCFC"/>
+        <w:spacing w:before="120" w:after="120" w:line="240" w:lineRule="auto"/>
+        <w:rPr>
+          <w:rFonts w:ascii="Arial" w:eastAsia="Times New Roman" w:hAnsi="Arial" w:cs="Arial"/>
+          <w:color w:val="141414"/>
+          <w:kern w:val="0"/>
+          <w:sz w:val="20"/>
+          <w:szCs w:val="20"/>
+          <w14:ligatures w14:val="none"/>
+        </w:rPr>
+      </w:pPr>
+      <w:r>
+        <w:rPr>
+          <w:rFonts w:ascii="Arial" w:eastAsia="Times New Roman" w:hAnsi="Arial" w:cs="Arial"/>
+          <w:b/>
+          <w:bCs/>
+          <w:color w:val="141414"/>
+          <w:kern w:val="0"/>
+          <w:sz w:val="20"/>
+          <w:szCs w:val="20"/>
+          <w14:ligatures w14:val="none"/>
+        </w:rPr>
+        <w:t>Your instinct:</w:t>
+      </w:r>
+      <w:r>
+        <w:rPr>
+          <w:rFonts w:ascii="Arial" w:eastAsia="Times New Roman" w:hAnsi="Arial" w:cs="Arial"/>
+          <w:color w:val="141414"/>
+          <w:kern w:val="0"/>
+          <w:sz w:val="20"/>
+          <w:szCs w:val="20"/>
+          <w14:ligatures w14:val="none"/>
+        </w:rPr>
+        <w:t> “Isn’t the inverted-U already the quantification?”</w:t>
+      </w:r>
+    </w:p>
+    <w:p>
+      <w:pPr>
+        <w:shd w:val="clear" w:color="auto" w:fill="FCFCFC"/>
+        <w:spacing w:before="120" w:after="120" w:line="240" w:lineRule="auto"/>
+        <w:rPr>
+          <w:rFonts w:ascii="Arial" w:eastAsia="Times New Roman" w:hAnsi="Arial" w:cs="Arial"/>
+          <w:color w:val="141414"/>
+          <w:kern w:val="0"/>
+          <w:sz w:val="20"/>
+          <w:szCs w:val="20"/>
+          <w14:ligatures w14:val="none"/>
+        </w:rPr>
+      </w:pPr>
+      <w:r>
+        <w:rPr>
+          <w:rFonts w:ascii="Arial" w:eastAsia="Times New Roman" w:hAnsi="Arial" w:cs="Arial"/>
+          <w:b/>
+          <w:bCs/>
+          <w:color w:val="141414"/>
+          <w:kern w:val="0"/>
+          <w:sz w:val="20"/>
+          <w:szCs w:val="20"/>
+          <w14:ligatures w14:val="none"/>
+        </w:rPr>
+        <w:t>Alex’s answer:</w:t>
+      </w:r>
+      <w:r>
+        <w:rPr>
+          <w:rFonts w:ascii="Arial" w:eastAsia="Times New Roman" w:hAnsi="Arial" w:cs="Arial"/>
+          <w:color w:val="141414"/>
+          <w:kern w:val="0"/>
+          <w:sz w:val="20"/>
+          <w:szCs w:val="20"/>
+          <w14:ligatures w14:val="none"/>
+        </w:rPr>
+        <w:t> </w:t>
+      </w:r>
+      <w:r>
+        <w:rPr>
+          <w:rFonts w:ascii="Arial" w:eastAsia="Times New Roman" w:hAnsi="Arial" w:cs="Arial"/>
+          <w:b/>
+          <w:bCs/>
+          <w:color w:val="141414"/>
+          <w:kern w:val="0"/>
+          <w:sz w:val="20"/>
+          <w:szCs w:val="20"/>
+          <w14:ligatures w14:val="none"/>
+        </w:rPr>
+        <w:t>Partially, but no.</w:t>
+      </w:r>
+      <w:r>
+        <w:rPr>
+          <w:rFonts w:ascii="Arial" w:eastAsia="Times New Roman" w:hAnsi="Arial" w:cs="Arial"/>
+          <w:color w:val="141414"/>
+          <w:kern w:val="0"/>
+          <w:sz w:val="20"/>
+          <w:szCs w:val="20"/>
+          <w14:ligatures w14:val="none"/>
+        </w:rPr>
+        <w:t> The hero plot is </w:t>
+      </w:r>
+      <w:r>
+        <w:rPr>
+          <w:rFonts w:ascii="Arial" w:eastAsia="Times New Roman" w:hAnsi="Arial" w:cs="Arial"/>
+          <w:b/>
+          <w:bCs/>
+          <w:color w:val="141414"/>
+          <w:kern w:val="0"/>
+          <w:sz w:val="20"/>
+          <w:szCs w:val="20"/>
+          <w14:ligatures w14:val="none"/>
+        </w:rPr>
+        <w:t>E[Y | poolq_loo]</w:t>
+      </w:r>
+      <w:r>
+        <w:rPr>
+          <w:rFonts w:ascii="Arial" w:eastAsia="Times New Roman" w:hAnsi="Arial" w:cs="Arial"/>
+          <w:color w:val="141414"/>
+          <w:kern w:val="0"/>
+          <w:sz w:val="20"/>
+          <w:szCs w:val="20"/>
+          <w14:ligatures w14:val="none"/>
+        </w:rPr>
+        <w:t> in a world where roster pressure </w:t>
+      </w:r>
+      <w:r>
+        <w:rPr>
+          <w:rFonts w:ascii="Arial" w:eastAsia="Times New Roman" w:hAnsi="Arial" w:cs="Arial"/>
+          <w:b/>
+          <w:bCs/>
+          <w:color w:val="141414"/>
+          <w:kern w:val="0"/>
+          <w:sz w:val="20"/>
+          <w:szCs w:val="20"/>
+          <w14:ligatures w14:val="none"/>
+        </w:rPr>
+        <w:t>already exists</w:t>
+      </w:r>
+      <w:r>
+        <w:rPr>
+          <w:rFonts w:ascii="Arial" w:eastAsia="Times New Roman" w:hAnsi="Arial" w:cs="Arial"/>
+          <w:color w:val="141414"/>
+          <w:kern w:val="0"/>
+          <w:sz w:val="20"/>
+          <w:szCs w:val="20"/>
+          <w14:ligatures w14:val="none"/>
+        </w:rPr>
+        <w:t> in how scouts/selectors behave. It shows the </w:t>
+      </w:r>
+      <w:r>
+        <w:rPr>
+          <w:rFonts w:ascii="Arial" w:eastAsia="Times New Roman" w:hAnsi="Arial" w:cs="Arial"/>
+          <w:b/>
+          <w:bCs/>
+          <w:color w:val="141414"/>
+          <w:kern w:val="0"/>
+          <w:sz w:val="20"/>
+          <w:szCs w:val="20"/>
+          <w14:ligatures w14:val="none"/>
+        </w:rPr>
+        <w:t>first-order relationship</w:t>
+      </w:r>
+      <w:r>
+        <w:rPr>
+          <w:rFonts w:ascii="Arial" w:eastAsia="Times New Roman" w:hAnsi="Arial" w:cs="Arial"/>
+          <w:color w:val="141414"/>
+          <w:kern w:val="0"/>
+          <w:sz w:val="20"/>
+          <w:szCs w:val="20"/>
+          <w14:ligatures w14:val="none"/>
+        </w:rPr>
+        <w:t> with congestion present. It does </w:t>
+      </w:r>
+      <w:r>
+        <w:rPr>
+          <w:rFonts w:ascii="Arial" w:eastAsia="Times New Roman" w:hAnsi="Arial" w:cs="Arial"/>
+          <w:b/>
+          <w:bCs/>
+          <w:color w:val="141414"/>
+          <w:kern w:val="0"/>
+          <w:sz w:val="20"/>
+          <w:szCs w:val="20"/>
+          <w14:ligatures w14:val="none"/>
+        </w:rPr>
+        <w:t>not</w:t>
+      </w:r>
+      <w:r>
+        <w:rPr>
+          <w:rFonts w:ascii="Arial" w:eastAsia="Times New Roman" w:hAnsi="Arial" w:cs="Arial"/>
+          <w:color w:val="141414"/>
+          <w:kern w:val="0"/>
+          <w:sz w:val="20"/>
+          <w:szCs w:val="20"/>
+          <w14:ligatures w14:val="none"/>
+        </w:rPr>
+        <w:t> answer:</w:t>
+      </w:r>
+    </w:p>
+    <w:p>
+      <w:pPr>
+        <w:shd w:val="clear" w:color="auto" w:fill="FCFCFC"/>
+        <w:spacing w:after="0" w:line="240" w:lineRule="auto"/>
+        <w:rPr>
+          <w:rFonts w:ascii="Arial" w:eastAsia="Times New Roman" w:hAnsi="Arial" w:cs="Arial"/>
+          <w:kern w:val="0"/>
+          <w:sz w:val="20"/>
+          <w:szCs w:val="20"/>
+          <w14:ligatures w14:val="none"/>
+        </w:rPr>
+      </w:pPr>
+      <w:r>
+        <w:rPr>
+          <w:rFonts w:ascii="Arial" w:eastAsia="Times New Roman" w:hAnsi="Arial" w:cs="Arial"/>
+          <w:kern w:val="0"/>
+          <w:sz w:val="20"/>
+          <w:szCs w:val="20"/>
+          <w14:ligatures w14:val="none"/>
+        </w:rPr>
+        <w:t>“How much better is my </w:t>
+      </w:r>
+      <w:r>
+        <w:rPr>
+          <w:rFonts w:ascii="Arial" w:eastAsia="Times New Roman" w:hAnsi="Arial" w:cs="Arial"/>
+          <w:b/>
+          <w:bCs/>
+          <w:kern w:val="0"/>
+          <w:sz w:val="20"/>
+          <w:szCs w:val="20"/>
+          <w14:ligatures w14:val="none"/>
+        </w:rPr>
+        <w:t>prediction</w:t>
+      </w:r>
+      <w:r>
+        <w:rPr>
+          <w:rFonts w:ascii="Arial" w:eastAsia="Times New Roman" w:hAnsi="Arial" w:cs="Arial"/>
+          <w:kern w:val="0"/>
+          <w:sz w:val="20"/>
+          <w:szCs w:val="20"/>
+          <w14:ligatures w14:val="none"/>
+        </w:rPr>
+        <w:t> if I include roster pressure in the model, vs ability alone?”</w:t>
+      </w:r>
+    </w:p>
+    <w:p>
+      <w:pPr>
+        <w:shd w:val="clear" w:color="auto" w:fill="FCFCFC"/>
+        <w:spacing w:before="120" w:after="120" w:line="240" w:lineRule="auto"/>
+        <w:rPr>
+          <w:rFonts w:ascii="Arial" w:eastAsia="Times New Roman" w:hAnsi="Arial" w:cs="Arial"/>
+          <w:color w:val="141414"/>
+          <w:kern w:val="0"/>
+          <w:sz w:val="20"/>
+          <w:szCs w:val="20"/>
+          <w14:ligatures w14:val="none"/>
+        </w:rPr>
+      </w:pPr>
+      <w:r>
+        <w:rPr>
+          <w:rFonts w:ascii="Arial" w:eastAsia="Times New Roman" w:hAnsi="Arial" w:cs="Arial"/>
+          <w:color w:val="141414"/>
+          <w:kern w:val="0"/>
+          <w:sz w:val="20"/>
+          <w:szCs w:val="20"/>
+          <w14:ligatures w14:val="none"/>
+        </w:rPr>
+        <w:t>He wants a </w:t>
+      </w:r>
+      <w:r>
+        <w:rPr>
+          <w:rFonts w:ascii="Arial" w:eastAsia="Times New Roman" w:hAnsi="Arial" w:cs="Arial"/>
+          <w:b/>
+          <w:bCs/>
+          <w:color w:val="141414"/>
+          <w:kern w:val="0"/>
+          <w:sz w:val="20"/>
+          <w:szCs w:val="20"/>
+          <w14:ligatures w14:val="none"/>
+        </w:rPr>
+        <w:t>counterfactual at the assessment/selection layer</w:t>
+      </w:r>
+      <w:r>
+        <w:rPr>
+          <w:rFonts w:ascii="Arial" w:eastAsia="Times New Roman" w:hAnsi="Arial" w:cs="Arial"/>
+          <w:color w:val="141414"/>
+          <w:kern w:val="0"/>
+          <w:sz w:val="20"/>
+          <w:szCs w:val="20"/>
+          <w14:ligatures w14:val="none"/>
+        </w:rPr>
+        <w:t>, not a rewound life story.</w:t>
+      </w:r>
+    </w:p>
+    <w:p>
+      <w:pPr>
+        <w:shd w:val="clear" w:color="auto" w:fill="FCFCFC"/>
+        <w:spacing w:before="120" w:after="120" w:line="240" w:lineRule="auto"/>
+        <w:rPr>
+          <w:rFonts w:ascii="Arial" w:eastAsia="Times New Roman" w:hAnsi="Arial" w:cs="Arial"/>
+          <w:color w:val="141414"/>
+          <w:kern w:val="0"/>
+          <w:sz w:val="20"/>
+          <w:szCs w:val="20"/>
+          <w14:ligatures w14:val="none"/>
+        </w:rPr>
+      </w:pPr>
+      <w:r>
+        <w:rPr>
+          <w:rFonts w:ascii="Arial" w:eastAsia="Times New Roman" w:hAnsi="Arial" w:cs="Arial"/>
+          <w:b/>
+          <w:bCs/>
+          <w:color w:val="141414"/>
+          <w:kern w:val="0"/>
+          <w:sz w:val="20"/>
+          <w:szCs w:val="20"/>
+          <w14:ligatures w14:val="none"/>
+        </w:rPr>
+        <w:t>Not this:</w:t>
+      </w:r>
+      <w:r>
+        <w:rPr>
+          <w:rFonts w:ascii="Arial" w:eastAsia="Times New Roman" w:hAnsi="Arial" w:cs="Arial"/>
+          <w:color w:val="141414"/>
+          <w:kern w:val="0"/>
+          <w:sz w:val="20"/>
+          <w:szCs w:val="20"/>
+          <w14:ligatures w14:val="none"/>
+        </w:rPr>
+        <w:t> “What if you hadn’t played four years on that roster?” (development / ppm contaminated by peers)</w:t>
+      </w:r>
+    </w:p>
+    <w:p>
+      <w:pPr>
+        <w:shd w:val="clear" w:color="auto" w:fill="FCFCFC"/>
+        <w:spacing w:before="120" w:after="120" w:line="240" w:lineRule="auto"/>
+        <w:rPr>
+          <w:rFonts w:ascii="Arial" w:eastAsia="Times New Roman" w:hAnsi="Arial" w:cs="Arial"/>
+          <w:color w:val="141414"/>
+          <w:kern w:val="0"/>
+          <w:sz w:val="20"/>
+          <w:szCs w:val="20"/>
+          <w14:ligatures w14:val="none"/>
+        </w:rPr>
+      </w:pPr>
+      <w:r>
+        <w:rPr>
+          <w:rFonts w:ascii="Arial" w:eastAsia="Times New Roman" w:hAnsi="Arial" w:cs="Arial"/>
+          <w:b/>
+          <w:bCs/>
+          <w:color w:val="141414"/>
+          <w:kern w:val="0"/>
+          <w:sz w:val="20"/>
+          <w:szCs w:val="20"/>
+          <w14:ligatures w14:val="none"/>
+        </w:rPr>
+        <w:t>This:</w:t>
+      </w:r>
+      <w:r>
+        <w:rPr>
+          <w:rFonts w:ascii="Arial" w:eastAsia="Times New Roman" w:hAnsi="Arial" w:cs="Arial"/>
+          <w:color w:val="141414"/>
+          <w:kern w:val="0"/>
+          <w:sz w:val="20"/>
+          <w:szCs w:val="20"/>
+          <w14:ligatures w14:val="none"/>
+        </w:rPr>
+        <w:t> “Same player, same career — but the </w:t>
+      </w:r>
+      <w:r>
+        <w:rPr>
+          <w:rFonts w:ascii="Arial" w:eastAsia="Times New Roman" w:hAnsi="Arial" w:cs="Arial"/>
+          <w:b/>
+          <w:bCs/>
+          <w:color w:val="141414"/>
+          <w:kern w:val="0"/>
+          <w:sz w:val="20"/>
+          <w:szCs w:val="20"/>
+          <w14:ligatures w14:val="none"/>
+        </w:rPr>
+        <w:t>selection process</w:t>
+      </w:r>
+      <w:r>
+        <w:rPr>
+          <w:rFonts w:ascii="Arial" w:eastAsia="Times New Roman" w:hAnsi="Arial" w:cs="Arial"/>
+          <w:color w:val="141414"/>
+          <w:kern w:val="0"/>
+          <w:sz w:val="20"/>
+          <w:szCs w:val="20"/>
+          <w14:ligatures w14:val="none"/>
+        </w:rPr>
+        <w:t> evaluates you as if scouts had unlimited capacity and </w:t>
+      </w:r>
+      <w:r>
+        <w:rPr>
+          <w:rFonts w:ascii="Arial" w:eastAsia="Times New Roman" w:hAnsi="Arial" w:cs="Arial"/>
+          <w:b/>
+          <w:bCs/>
+          <w:color w:val="141414"/>
+          <w:kern w:val="0"/>
+          <w:sz w:val="20"/>
+          <w:szCs w:val="20"/>
+          <w14:ligatures w14:val="none"/>
+        </w:rPr>
+        <w:t>ignore roster congestion</w:t>
+      </w:r>
+      <w:r>
+        <w:rPr>
+          <w:rFonts w:ascii="Arial" w:eastAsia="Times New Roman" w:hAnsi="Arial" w:cs="Arial"/>
+          <w:color w:val="141414"/>
+          <w:kern w:val="0"/>
+          <w:sz w:val="20"/>
+          <w:szCs w:val="20"/>
+          <w14:ligatures w14:val="none"/>
+        </w:rPr>
+        <w:t> in the score.” Fabricated λ = 0 world in the </w:t>
+      </w:r>
+      <w:r>
+        <w:rPr>
+          <w:rFonts w:ascii="Arial" w:eastAsia="Times New Roman" w:hAnsi="Arial" w:cs="Arial"/>
+          <w:b/>
+          <w:bCs/>
+          <w:color w:val="141414"/>
+          <w:kern w:val="0"/>
+          <w:sz w:val="20"/>
+          <w:szCs w:val="20"/>
+          <w14:ligatures w14:val="none"/>
+        </w:rPr>
+        <w:t>predictive model</w:t>
+      </w:r>
+      <w:r>
+        <w:rPr>
+          <w:rFonts w:ascii="Arial" w:eastAsia="Times New Roman" w:hAnsi="Arial" w:cs="Arial"/>
+          <w:color w:val="141414"/>
+          <w:kern w:val="0"/>
+          <w:sz w:val="20"/>
+          <w:szCs w:val="20"/>
+          <w14:ligatures w14:val="none"/>
+        </w:rPr>
+        <w:t>, analogous to Pass A’s talent-only score arm.</w:t>
+      </w:r>
+    </w:p>
+    <w:p>
+      <w:pPr>
+        <w:shd w:val="clear" w:color="auto" w:fill="FCFCFC"/>
+        <w:spacing w:before="120" w:after="120" w:line="240" w:lineRule="auto"/>
+        <w:rPr>
+          <w:rFonts w:ascii="Arial" w:eastAsia="Times New Roman" w:hAnsi="Arial" w:cs="Arial"/>
+          <w:color w:val="141414"/>
+          <w:kern w:val="0"/>
+          <w:sz w:val="20"/>
+          <w:szCs w:val="20"/>
+          <w14:ligatures w14:val="none"/>
+        </w:rPr>
+      </w:pPr>
+      <w:r>
+        <w:rPr>
+          <w:rFonts w:ascii="Arial" w:eastAsia="Times New Roman" w:hAnsi="Arial" w:cs="Arial"/>
+          <w:color w:val="141414"/>
+          <w:kern w:val="0"/>
+          <w:sz w:val="20"/>
+          <w:szCs w:val="20"/>
+          <w14:ligatures w14:val="none"/>
+        </w:rPr>
+        <w:t>Charles’s Army analogy landed: brigade commanders with </w:t>
+      </w:r>
+      <w:r>
+        <w:rPr>
+          <w:rFonts w:ascii="Arial" w:eastAsia="Times New Roman" w:hAnsi="Arial" w:cs="Arial"/>
+          <w:b/>
+          <w:bCs/>
+          <w:color w:val="141414"/>
+          <w:kern w:val="0"/>
+          <w:sz w:val="20"/>
+          <w:szCs w:val="20"/>
+          <w14:ligatures w14:val="none"/>
+        </w:rPr>
+        <w:t>no cap on top blocks</w:t>
+      </w:r>
+      <w:r>
+        <w:rPr>
+          <w:rFonts w:ascii="Arial" w:eastAsia="Times New Roman" w:hAnsi="Arial" w:cs="Arial"/>
+          <w:color w:val="141414"/>
+          <w:kern w:val="0"/>
+          <w:sz w:val="20"/>
+          <w:szCs w:val="20"/>
+          <w14:ligatures w14:val="none"/>
+        </w:rPr>
+        <w:t> — everyone gets a fair individual read; roster congestion doesn’t enter the promotion score.</w:t>
+      </w:r>
+    </w:p>
+    <w:p>
+      <w:pPr>
+        <w:spacing w:before="240" w:after="240" w:line="240" w:lineRule="auto"/>
+        <w:rPr>
+          <w:rFonts w:ascii="Arial" w:eastAsia="Times New Roman" w:hAnsi="Arial" w:cs="Arial"/>
+          <w:kern w:val="0"/>
+          <w:sz w:val="20"/>
+          <w:szCs w:val="20"/>
+          <w14:ligatures w14:val="none"/>
+        </w:rPr>
+      </w:pPr>
+      <w:r>
+        <w:rPr>
+          <w:noProof/>
+        </w:rPr>
+      </w:r>
+      <w:r>
+        <w:pict w14:anchorId="4D2B05C5">
+          <v:rect id="Horizontal Line 11" o:spid="_x0000_s1030" style="width:540pt;height:.1pt;visibility:visible;mso-wrap-style:square;mso-left-percent:-10001;mso-top-percent:-10001;mso-position-horizontal:absolute;mso-position-horizontal-relative:char;mso-position-vertical:absolute;mso-position-vertical-relative:line;mso-left-percent:-10001;mso-top-percent:-10001;v-text-anchor:top" o:gfxdata="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" filled="f">
+            <o:lock v:ext="edit" rotation="t" aspectratio="t" verticies="t" text="t" shapetype="t"/>
+            <w10:anchorlock/>
+          </v:rect>
+        </w:pict>
+      </w:r>
+    </w:p>
+    <w:p>
+      <w:pPr>
+        <w:shd w:val="clear" w:color="auto" w:fill="FCFCFC"/>
+        <w:spacing w:before="216" w:after="84" w:line="240" w:lineRule="auto"/>
+        <w:outlineLvl w:val="1"/>
+        <w:rPr>
+          <w:rFonts w:ascii="Arial" w:eastAsia="Times New Roman" w:hAnsi="Arial" w:cs="Arial"/>
+          <w:b/>
+          <w:bCs/>
+          <w:color w:val="141414"/>
+          <w:kern w:val="0"/>
+          <w:sz w:val="32"/>
+          <w:szCs w:val="32"/>
+          <w14:ligatures w14:val="none"/>
+        </w:rPr>
+      </w:pPr>
+      <w:r>
+        <w:rPr>
+          <w:rFonts w:ascii="Arial" w:eastAsia="Times New Roman" w:hAnsi="Arial" w:cs="Arial"/>
+          <w:b/>
+          <w:bCs/>
+          <w:color w:val="141414"/>
+          <w:kern w:val="0"/>
+          <w:sz w:val="32"/>
+          <w:szCs w:val="32"/>
+          <w14:ligatures w14:val="none"/>
+        </w:rPr>
+        <w:t>The deliverable Alex named explicitly</w:t>
+      </w:r>
+    </w:p>
+    <w:p>
+      <w:pPr>
+        <w:numPr>
+          <w:ilvl w:val="0"/>
+          <w:numId w:val="7"/>
+        </w:numPr>
+        <w:shd w:val="clear" w:color="auto" w:fill="FCFCFC"/>
+        <w:spacing w:after="0" w:line="240" w:lineRule="auto"/>
+        <w:rPr>
+          <w:rFonts w:ascii="Arial" w:eastAsia="Times New Roman" w:hAnsi="Arial" w:cs="Arial"/>
+          <w:color w:val="141414"/>
+          <w:kern w:val="0"/>
+          <w:sz w:val="20"/>
+          <w:szCs w:val="20"/>
+          <w14:ligatures w14:val="none"/>
+        </w:rPr>
+      </w:pPr>
+      <w:r>
+        <w:rPr>
+          <w:rFonts w:ascii="Arial" w:eastAsia="Times New Roman" w:hAnsi="Arial" w:cs="Arial"/>
+          <w:b/>
+          <w:bCs/>
+          <w:color w:val="141414"/>
+          <w:kern w:val="0"/>
+          <w:sz w:val="20"/>
+          <w:szCs w:val="20"/>
+          <w14:ligatures w14:val="none"/>
+        </w:rPr>
+        <w:t>Fit model WITH roster pressure</w:t>
+      </w:r>
+      <w:r>
+        <w:rPr>
+          <w:rFonts w:ascii="Arial" w:eastAsia="Times New Roman" w:hAnsi="Arial" w:cs="Arial"/>
+          <w:color w:val="141414"/>
+          <w:kern w:val="0"/>
+          <w:sz w:val="20"/>
+          <w:szCs w:val="20"/>
+          <w14:ligatures w14:val="none"/>
+        </w:rPr>
+        <w:t> to the data (ability + congestion / </w:t>
+      </w:r>
+      <m:oMath>
+        <m:sSub>
+          <m:sSubPr>
+            <m:ctrlPr>
+              <w:rPr>
+                <w:rFonts w:ascii="Cambria Math" w:eastAsia="Times New Roman" w:hAnsi="Cambria Math" w:cs="Times New Roman"/>
+                <w:kern w:val="0"/>
+                <w14:ligatures w14:val="none"/>
+              </w:rPr>
+            </m:ctrlPr>
+          </m:sSubPr>
+          <m:e>
+            <m:r>
+              <w:rPr>
+                <w:rFonts w:ascii="Cambria Math" w:eastAsia="Times New Roman" w:hAnsi="Cambria Math" w:cs="Times New Roman"/>
+                <w:kern w:val="0"/>
+                <w14:ligatures w14:val="none"/>
+              </w:rPr>
+              <m:t>L</m:t>
+            </m:r>
+          </m:e>
+          <m:sub>
+            <m:r>
+              <w:rPr>
+                <w:rFonts w:ascii="Cambria Math" w:eastAsia="Times New Roman" w:hAnsi="Cambria Math" w:cs="Times New Roman"/>
+                <w:kern w:val="0"/>
+                <w14:ligatures w14:val="none"/>
+              </w:rPr>
+              <m:t>Q</m:t>
+            </m:r>
+          </m:sub>
+        </m:sSub>
+      </m:oMath>
+      <w:r>
+        <w:rPr>
+          <w:rFonts w:ascii="Arial" w:eastAsia="Times New Roman" w:hAnsi="Arial" w:cs="Arial"/>
+          <w:color w:val="141414"/>
+          <w:kern w:val="0"/>
+          <w:sz w:val="20"/>
+          <w:szCs w:val="20"/>
+          <w14:ligatures w14:val="none"/>
+        </w:rPr>
+        <w:t> in the selection score — needs an actual fit; he said </w:t>
+      </w:r>
+      <w:r>
+        <w:rPr>
+          <w:rFonts w:ascii="Arial" w:eastAsia="Times New Roman" w:hAnsi="Arial" w:cs="Arial"/>
+          <w:b/>
+          <w:bCs/>
+          <w:color w:val="141414"/>
+          <w:kern w:val="0"/>
+          <w:sz w:val="20"/>
+          <w:szCs w:val="20"/>
+          <w14:ligatures w14:val="none"/>
+        </w:rPr>
+        <w:t>“You have to give me a fit”</w:t>
+      </w:r>
+      <w:r>
+        <w:rPr>
+          <w:rFonts w:ascii="Arial" w:eastAsia="Times New Roman" w:hAnsi="Arial" w:cs="Arial"/>
+          <w:color w:val="141414"/>
+          <w:kern w:val="0"/>
+          <w:sz w:val="20"/>
+          <w:szCs w:val="20"/>
+          <w14:ligatures w14:val="none"/>
+        </w:rPr>
+        <w:t> — ventile bars alone aren’t enough).</w:t>
+      </w:r>
+    </w:p>
+    <w:p>
+      <w:pPr>
+        <w:numPr>
+          <w:ilvl w:val="0"/>
+          <w:numId w:val="7"/>
+        </w:numPr>
+        <w:shd w:val="clear" w:color="auto" w:fill="FCFCFC"/>
+        <w:spacing w:after="0" w:line="240" w:lineRule="auto"/>
+        <w:rPr>
+          <w:rFonts w:ascii="Arial" w:eastAsia="Times New Roman" w:hAnsi="Arial" w:cs="Arial"/>
+          <w:color w:val="141414"/>
+          <w:kern w:val="0"/>
+          <w:sz w:val="20"/>
+          <w:szCs w:val="20"/>
+          <w14:ligatures w14:val="none"/>
+        </w:rPr>
+      </w:pPr>
+      <w:r>
+        <w:rPr>
+          <w:rFonts w:ascii="Arial" w:eastAsia="Times New Roman" w:hAnsi="Arial" w:cs="Arial"/>
+          <w:b/>
+          <w:bCs/>
+          <w:color w:val="141414"/>
+          <w:kern w:val="0"/>
+          <w:sz w:val="20"/>
+          <w:szCs w:val="20"/>
+          <w14:ligatures w14:val="none"/>
+        </w:rPr>
+        <w:t>Fit the same setup WITH roster pressure turned off</w:t>
+      </w:r>
+      <w:r>
+        <w:rPr>
+          <w:rFonts w:ascii="Arial" w:eastAsia="Times New Roman" w:hAnsi="Arial" w:cs="Arial"/>
+          <w:color w:val="141414"/>
+          <w:kern w:val="0"/>
+          <w:sz w:val="20"/>
+          <w:szCs w:val="20"/>
+          <w14:ligatures w14:val="none"/>
+        </w:rPr>
+        <w:t> (ability-only prediction).</w:t>
+      </w:r>
+    </w:p>
+    <w:p>
+      <w:pPr>
+        <w:numPr>
+          <w:ilvl w:val="0"/>
+          <w:numId w:val="7"/>
+        </w:numPr>
+        <w:shd w:val="clear" w:color="auto" w:fill="FCFCFC"/>
+        <w:spacing w:after="0" w:line="240" w:lineRule="auto"/>
+        <w:rPr>
+          <w:rFonts w:ascii="Arial" w:eastAsia="Times New Roman" w:hAnsi="Arial" w:cs="Arial"/>
+          <w:color w:val="141414"/>
+          <w:kern w:val="0"/>
+          <w:sz w:val="20"/>
+          <w:szCs w:val="20"/>
+          <w14:ligatures w14:val="none"/>
+        </w:rPr>
+      </w:pPr>
+      <w:r>
+        <w:rPr>
+          <w:rFonts w:ascii="Arial" w:eastAsia="Times New Roman" w:hAnsi="Arial" w:cs="Arial"/>
+          <w:b/>
+          <w:bCs/>
+          <w:color w:val="141414"/>
+          <w:kern w:val="0"/>
+          <w:sz w:val="20"/>
+          <w:szCs w:val="20"/>
+          <w14:ligatures w14:val="none"/>
+        </w:rPr>
+        <w:t>Compare per-individual predicted probabilities:</w:t>
+      </w:r>
+    </w:p>
+    <w:p>
+      <w:pPr>
+        <w:numPr>
+          <w:ilvl w:val="1"/>
+          <w:numId w:val="7"/>
+        </w:numPr>
+        <w:shd w:val="clear" w:color="auto" w:fill="FCFCFC"/>
+        <w:spacing w:before="100" w:beforeAutospacing="1" w:after="100" w:afterAutospacing="1" w:line="240" w:lineRule="auto"/>
+        <w:rPr>
+          <w:rFonts w:ascii="Arial" w:eastAsia="Times New Roman" w:hAnsi="Arial" w:cs="Arial"/>
+          <w:color w:val="141414"/>
+          <w:kern w:val="0"/>
+          <w:sz w:val="20"/>
+          <w:szCs w:val="20"/>
+          <w14:ligatures w14:val="none"/>
+        </w:rPr>
+      </w:pPr>
+      <m:oMath>
+        <m:sSubSup>
+          <m:sSubSupPr>
+            <m:ctrlPr>
+              <w:rPr>
+                <w:rFonts w:ascii="Cambria Math" w:eastAsia="Times New Roman" w:hAnsi="Cambria Math" w:cs="Times New Roman"/>
+                <w:kern w:val="0"/>
+                <w14:ligatures w14:val="none"/>
+              </w:rPr>
+            </m:ctrlPr>
+          </m:sSubSupPr>
+          <m:e>
+            <m:acc>
+              <m:accPr>
+                <m:ctrlPr>
+                  <w:rPr>
+                    <w:rFonts w:ascii="Cambria Math" w:eastAsia="Times New Roman" w:hAnsi="Cambria Math" w:cs="Times New Roman"/>
+                    <w:kern w:val="0"/>
+                    <w14:ligatures w14:val="none"/>
+                  </w:rPr>
+                </m:ctrlPr>
+              </m:accPr>
+              <m:e>
+                <m:r>
+                  <w:rPr>
+                    <w:rFonts w:ascii="Cambria Math" w:eastAsia="Times New Roman" w:hAnsi="Cambria Math" w:cs="Times New Roman"/>
+                    <w:kern w:val="0"/>
+                    <w14:ligatures w14:val="none"/>
+                  </w:rPr>
+                  <m:t>p</m:t>
+                </m:r>
+              </m:e>
+            </m:acc>
+          </m:e>
+          <m:sub>
+            <m:r>
+              <w:rPr>
+                <w:rFonts w:ascii="Cambria Math" w:eastAsia="Times New Roman" w:hAnsi="Cambria Math" w:cs="Times New Roman"/>
+                <w:kern w:val="0"/>
+                <w14:ligatures w14:val="none"/>
+              </w:rPr>
+              <m:t>i</m:t>
+            </m:r>
+          </m:sub>
+          <m:sup>
+            <m:r>
+              <m:rPr>
+                <m:nor/>
+              </m:rPr>
+              <w:rPr>
+                <w:rFonts w:ascii="Times New Roman" w:eastAsia="Times New Roman" w:hAnsi="Times New Roman" w:cs="Times New Roman"/>
+                <w:kern w:val="0"/>
+                <w14:ligatures w14:val="none"/>
+              </w:rPr>
+              <m:t>full</m:t>
+            </m:r>
+          </m:sup>
+        </m:sSubSup>
+      </m:oMath>
+      <w:r>
+        <w:rPr>
+          <w:rFonts w:ascii="Arial" w:eastAsia="Times New Roman" w:hAnsi="Arial" w:cs="Arial"/>
+          <w:color w:val="141414"/>
+          <w:kern w:val="0"/>
+          <w:sz w:val="20"/>
+          <w:szCs w:val="20"/>
+          <w14:ligatures w14:val="none"/>
+        </w:rPr>
+        <w:t> = P(draft | ability + roster in score)</w:t>
+      </w:r>
+    </w:p>
+    <w:p>
+      <w:pPr>
+        <w:numPr>
+          <w:ilvl w:val="1"/>
+          <w:numId w:val="7"/>
+        </w:numPr>
+        <w:shd w:val="clear" w:color="auto" w:fill="FCFCFC"/>
+        <w:spacing w:before="100" w:beforeAutospacing="1" w:after="100" w:afterAutospacing="1" w:line="240" w:lineRule="auto"/>
+        <w:rPr>
+          <w:rFonts w:ascii="Arial" w:eastAsia="Times New Roman" w:hAnsi="Arial" w:cs="Arial"/>
+          <w:color w:val="141414"/>
+          <w:kern w:val="0"/>
+          <w:sz w:val="20"/>
+          <w:szCs w:val="20"/>
+          <w14:ligatures w14:val="none"/>
+        </w:rPr>
+      </w:pPr>
+      <m:oMath>
+        <m:sSubSup>
+          <m:sSubSupPr>
+            <m:ctrlPr>
+              <w:rPr>
+                <w:rFonts w:ascii="Cambria Math" w:eastAsia="Times New Roman" w:hAnsi="Cambria Math" w:cs="Times New Roman"/>
+                <w:kern w:val="0"/>
+                <w14:ligatures w14:val="none"/>
+              </w:rPr>
+            </m:ctrlPr>
+          </m:sSubSupPr>
+          <m:e>
+            <m:acc>
+              <m:accPr>
+                <m:ctrlPr>
+                  <w:rPr>
+                    <w:rFonts w:ascii="Cambria Math" w:eastAsia="Times New Roman" w:hAnsi="Cambria Math" w:cs="Times New Roman"/>
+                    <w:kern w:val="0"/>
+                    <w14:ligatures w14:val="none"/>
+                  </w:rPr>
+                </m:ctrlPr>
+              </m:accPr>
+              <m:e>
+                <m:r>
+                  <w:rPr>
+                    <w:rFonts w:ascii="Cambria Math" w:eastAsia="Times New Roman" w:hAnsi="Cambria Math" w:cs="Times New Roman"/>
+                    <w:kern w:val="0"/>
+                    <w14:ligatures w14:val="none"/>
+                  </w:rPr>
+                  <m:t>p</m:t>
+                </m:r>
+              </m:e>
+            </m:acc>
+          </m:e>
+          <m:sub>
+            <m:r>
+              <w:rPr>
+                <w:rFonts w:ascii="Cambria Math" w:eastAsia="Times New Roman" w:hAnsi="Cambria Math" w:cs="Times New Roman"/>
+                <w:kern w:val="0"/>
+                <w14:ligatures w14:val="none"/>
+              </w:rPr>
+              <m:t>i</m:t>
+            </m:r>
+          </m:sub>
+          <m:sup>
+            <m:r>
+              <m:rPr>
+                <m:nor/>
+              </m:rPr>
+              <w:rPr>
+                <w:rFonts w:ascii="Times New Roman" w:eastAsia="Times New Roman" w:hAnsi="Times New Roman" w:cs="Times New Roman"/>
+                <w:kern w:val="0"/>
+                <w14:ligatures w14:val="none"/>
+              </w:rPr>
+              <m:t>ability</m:t>
+            </m:r>
+          </m:sup>
+        </m:sSubSup>
+      </m:oMath>
+      <w:r>
+        <w:rPr>
+          <w:rFonts w:ascii="Arial" w:eastAsia="Times New Roman" w:hAnsi="Arial" w:cs="Arial"/>
+          <w:color w:val="141414"/>
+          <w:kern w:val="0"/>
+          <w:sz w:val="20"/>
+          <w:szCs w:val="20"/>
+          <w14:ligatures w14:val="none"/>
+        </w:rPr>
+        <w:t> = P(draft | ability only)</w:t>
+      </w:r>
+    </w:p>
+    <w:p>
+      <w:pPr>
+        <w:numPr>
+          <w:ilvl w:val="0"/>
+          <w:numId w:val="7"/>
+        </w:numPr>
+        <w:shd w:val="clear" w:color="auto" w:fill="FCFCFC"/>
+        <w:spacing w:after="0" w:line="240" w:lineRule="auto"/>
+        <w:rPr>
+          <w:rFonts w:ascii="Arial" w:eastAsia="Times New Roman" w:hAnsi="Arial" w:cs="Arial"/>
+          <w:color w:val="141414"/>
+          <w:kern w:val="0"/>
+          <w:sz w:val="20"/>
+          <w:szCs w:val="20"/>
+          <w14:ligatures w14:val="none"/>
+        </w:rPr>
+      </w:pPr>
+      <w:r>
+        <w:rPr>
+          <w:rFonts w:ascii="Arial" w:eastAsia="Times New Roman" w:hAnsi="Arial" w:cs="Arial"/>
+          <w:b/>
+          <w:bCs/>
+          <w:color w:val="141414"/>
+          <w:kern w:val="0"/>
+          <w:sz w:val="20"/>
+          <w:szCs w:val="20"/>
+          <w14:ligatures w14:val="none"/>
+        </w:rPr>
+        <w:t>Ask how big the gap is:</w:t>
+      </w:r>
+    </w:p>
+    <w:p>
+      <w:pPr>
+        <w:numPr>
+          <w:ilvl w:val="1"/>
+          <w:numId w:val="7"/>
+        </w:numPr>
+        <w:shd w:val="clear" w:color="auto" w:fill="FCFCFC"/>
+        <w:spacing w:before="100" w:beforeAutospacing="1" w:after="100" w:afterAutospacing="1" w:line="240" w:lineRule="auto"/>
+        <w:rPr>
+          <w:rFonts w:ascii="Arial" w:eastAsia="Times New Roman" w:hAnsi="Arial" w:cs="Arial"/>
+          <w:color w:val="141414"/>
+          <w:kern w:val="0"/>
+          <w:sz w:val="20"/>
+          <w:szCs w:val="20"/>
+          <w14:ligatures w14:val="none"/>
+        </w:rPr>
+      </w:pPr>
+      <w:r>
+        <w:rPr>
+          <w:rFonts w:ascii="Arial" w:eastAsia="Times New Roman" w:hAnsi="Arial" w:cs="Arial"/>
+          <w:color w:val="141414"/>
+          <w:kern w:val="0"/>
+          <w:sz w:val="20"/>
+          <w:szCs w:val="20"/>
+          <w14:ligatures w14:val="none"/>
+        </w:rPr>
+        <w:t>Overall: “Does roster add ~10% predictive capacity?”</w:t>
+      </w:r>
+    </w:p>
+    <w:p>
+      <w:pPr>
+        <w:numPr>
+          <w:ilvl w:val="1"/>
+          <w:numId w:val="7"/>
+        </w:numPr>
+        <w:shd w:val="clear" w:color="auto" w:fill="FCFCFC"/>
+        <w:spacing w:before="100" w:beforeAutospacing="1" w:after="100" w:afterAutospacing="1" w:line="240" w:lineRule="auto"/>
+        <w:rPr>
+          <w:rFonts w:ascii="Arial" w:eastAsia="Times New Roman" w:hAnsi="Arial" w:cs="Arial"/>
+          <w:color w:val="141414"/>
+          <w:kern w:val="0"/>
+          <w:sz w:val="20"/>
+          <w:szCs w:val="20"/>
+          <w14:ligatures w14:val="none"/>
+        </w:rPr>
+      </w:pPr>
+      <w:r>
+        <w:rPr>
+          <w:rFonts w:ascii="Arial" w:eastAsia="Times New Roman" w:hAnsi="Arial" w:cs="Arial"/>
+          <w:b/>
+          <w:bCs/>
+          <w:color w:val="141414"/>
+          <w:kern w:val="0"/>
+          <w:sz w:val="20"/>
+          <w:szCs w:val="20"/>
+          <w14:ligatures w14:val="none"/>
+        </w:rPr>
+        <w:t>Ability-dependent error:</w:t>
+      </w:r>
+      <w:r>
+        <w:rPr>
+          <w:rFonts w:ascii="Arial" w:eastAsia="Times New Roman" w:hAnsi="Arial" w:cs="Arial"/>
+          <w:color w:val="141414"/>
+          <w:kern w:val="0"/>
+          <w:sz w:val="20"/>
+          <w:szCs w:val="20"/>
+          <w14:ligatures w14:val="none"/>
+        </w:rPr>
+        <w:t> Alex suspects overall accuracy may look similar, but </w:t>
+      </w:r>
+      <w:r>
+        <w:rPr>
+          <w:rFonts w:ascii="Arial" w:eastAsia="Times New Roman" w:hAnsi="Arial" w:cs="Arial"/>
+          <w:b/>
+          <w:bCs/>
+          <w:color w:val="141414"/>
+          <w:kern w:val="0"/>
+          <w:sz w:val="20"/>
+          <w:szCs w:val="20"/>
+          <w14:ligatures w14:val="none"/>
+        </w:rPr>
+        <w:t>error is biggest at the top</w:t>
+      </w:r>
+      <w:r>
+        <w:rPr>
+          <w:rFonts w:ascii="Arial" w:eastAsia="Times New Roman" w:hAnsi="Arial" w:cs="Arial"/>
+          <w:color w:val="141414"/>
+          <w:kern w:val="0"/>
+          <w:sz w:val="20"/>
+          <w:szCs w:val="20"/>
+          <w14:ligatures w14:val="none"/>
+        </w:rPr>
+        <w:t> — knowing roster effects helps most for elite players.</w:t>
+      </w:r>
+    </w:p>
+    <w:p>
+      <w:pPr>
+        <w:numPr>
+          <w:ilvl w:val="1"/>
+          <w:numId w:val="7"/>
+        </w:numPr>
+        <w:shd w:val="clear" w:color="auto" w:fill="FCFCFC"/>
+        <w:spacing w:before="100" w:beforeAutospacing="1" w:after="100" w:afterAutospacing="1" w:line="240" w:lineRule="auto"/>
+        <w:rPr>
+          <w:rFonts w:ascii="Arial" w:eastAsia="Times New Roman" w:hAnsi="Arial" w:cs="Arial"/>
+          <w:color w:val="141414"/>
+          <w:kern w:val="0"/>
+          <w:sz w:val="20"/>
+          <w:szCs w:val="20"/>
+          <w14:ligatures w14:val="none"/>
+        </w:rPr>
+      </w:pPr>
+      <w:r>
+        <w:rPr>
+          <w:rFonts w:ascii="Arial" w:eastAsia="Times New Roman" w:hAnsi="Arial" w:cs="Arial"/>
+          <w:b/>
+          <w:bCs/>
+          <w:color w:val="141414"/>
+          <w:kern w:val="0"/>
+          <w:sz w:val="20"/>
+          <w:szCs w:val="20"/>
+          <w14:ligatures w14:val="none"/>
+        </w:rPr>
+        <w:t>Carrying capacity (K, λ):</w:t>
+      </w:r>
+      <w:r>
+        <w:rPr>
+          <w:rFonts w:ascii="Arial" w:eastAsia="Times New Roman" w:hAnsi="Arial" w:cs="Arial"/>
+          <w:color w:val="141414"/>
+          <w:kern w:val="0"/>
+          <w:sz w:val="20"/>
+          <w:szCs w:val="20"/>
+          <w14:ligatures w14:val="none"/>
+        </w:rPr>
+        <w:t> few slots (NBA draft) → roster pressure may </w:t>
+      </w:r>
+      <w:r>
+        <w:rPr>
+          <w:rFonts w:ascii="Arial" w:eastAsia="Times New Roman" w:hAnsi="Arial" w:cs="Arial"/>
+          <w:b/>
+          <w:bCs/>
+          <w:color w:val="141414"/>
+          <w:kern w:val="0"/>
+          <w:sz w:val="20"/>
+          <w:szCs w:val="20"/>
+          <w14:ligatures w14:val="none"/>
+        </w:rPr>
+        <w:t>crush</w:t>
+      </w:r>
+      <w:r>
+        <w:rPr>
+          <w:rFonts w:ascii="Arial" w:eastAsia="Times New Roman" w:hAnsi="Arial" w:cs="Arial"/>
+          <w:color w:val="141414"/>
+          <w:kern w:val="0"/>
+          <w:sz w:val="20"/>
+          <w:szCs w:val="20"/>
+          <w14:ligatures w14:val="none"/>
+        </w:rPr>
+        <w:t> predictions at the top; many slots → rounding error.</w:t>
+      </w:r>
+    </w:p>
+    <w:p>
+      <w:pPr>
+        <w:shd w:val="clear" w:color="auto" w:fill="FCFCFC"/>
+        <w:spacing w:before="120" w:after="120" w:line="240" w:lineRule="auto"/>
+        <w:rPr>
+          <w:rFonts w:ascii="Arial" w:eastAsia="Times New Roman" w:hAnsi="Arial" w:cs="Arial"/>
+          <w:color w:val="141414"/>
+          <w:kern w:val="0"/>
+          <w:sz w:val="20"/>
+          <w:szCs w:val="20"/>
+          <w14:ligatures w14:val="none"/>
+        </w:rPr>
+      </w:pPr>
+      <w:r>
+        <w:rPr>
+          <w:rFonts w:ascii="Arial" w:eastAsia="Times New Roman" w:hAnsi="Arial" w:cs="Arial"/>
+          <w:color w:val="141414"/>
+          <w:kern w:val="0"/>
+          <w:sz w:val="20"/>
+          <w:szCs w:val="20"/>
+          <w14:ligatures w14:val="none"/>
+        </w:rPr>
+        <w:t>So the question is </w:t>
+      </w:r>
+      <w:r>
+        <w:rPr>
+          <w:rFonts w:ascii="Arial" w:eastAsia="Times New Roman" w:hAnsi="Arial" w:cs="Arial"/>
+          <w:b/>
+          <w:bCs/>
+          <w:color w:val="141414"/>
+          <w:kern w:val="0"/>
+          <w:sz w:val="20"/>
+          <w:szCs w:val="20"/>
+          <w14:ligatures w14:val="none"/>
+        </w:rPr>
+        <w:t>predictive importance</w:t>
+      </w:r>
+      <w:r>
+        <w:rPr>
+          <w:rFonts w:ascii="Arial" w:eastAsia="Times New Roman" w:hAnsi="Arial" w:cs="Arial"/>
+          <w:color w:val="141414"/>
+          <w:kern w:val="0"/>
+          <w:sz w:val="20"/>
+          <w:szCs w:val="20"/>
+          <w14:ligatures w14:val="none"/>
+        </w:rPr>
+        <w:t>, not primarily “how many pp did roster cost player X in welfare terms” — though those connect.</w:t>
+      </w:r>
+    </w:p>
+    <w:p>
+      <w:pPr>
+        <w:spacing w:before="240" w:after="240" w:line="240" w:lineRule="auto"/>
+        <w:rPr>
+          <w:rFonts w:ascii="Arial" w:eastAsia="Times New Roman" w:hAnsi="Arial" w:cs="Arial"/>
+          <w:kern w:val="0"/>
+          <w:sz w:val="20"/>
+          <w:szCs w:val="20"/>
+          <w14:ligatures w14:val="none"/>
+        </w:rPr>
+      </w:pPr>
+      <w:r>
+        <w:rPr>
+          <w:noProof/>
+        </w:rPr>
+      </w:r>
+      <w:r>
+        <w:pict w14:anchorId="34F9CDD7">
+          <v:rect id="Horizontal Line 12" o:spid="_x0000_s1029" style="width:540pt;height:.1pt;visibility:visible;mso-wrap-style:square;mso-left-percent:-10001;mso-top-percent:-10001;mso-position-horizontal:absolute;mso-position-horizontal-relative:char;mso-position-vertical:absolute;mso-position-vertical-relative:line;mso-left-percent:-10001;mso-top-percent:-10001;v-text-anchor:top" o:gfxdata="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" filled="f">
+            <o:lock v:ext="edit" rotation="t" aspectratio="t" verticies="t" text="t" shapetype="t"/>
+            <w10:anchorlock/>
+          </v:rect>
+        </w:pict>
+      </w:r>
+    </w:p>
+    <w:p>
+      <w:pPr>
+        <w:shd w:val="clear" w:color="auto" w:fill="FCFCFC"/>
+        <w:spacing w:before="216" w:after="84" w:line="240" w:lineRule="auto"/>
+        <w:outlineLvl w:val="1"/>
+        <w:rPr>
+          <w:rFonts w:ascii="Arial" w:eastAsia="Times New Roman" w:hAnsi="Arial" w:cs="Arial"/>
+          <w:b/>
+          <w:bCs/>
+          <w:color w:val="141414"/>
+          <w:kern w:val="0"/>
+          <w:sz w:val="32"/>
+          <w:szCs w:val="32"/>
+          <w14:ligatures w14:val="none"/>
+        </w:rPr>
+      </w:pPr>
+      <w:r>
+        <w:rPr>
+          <w:rFonts w:ascii="Arial" w:eastAsia="Times New Roman" w:hAnsi="Arial" w:cs="Arial"/>
+          <w:b/>
+          <w:bCs/>
+          <w:color w:val="141414"/>
+          <w:kern w:val="0"/>
+          <w:sz w:val="32"/>
+          <w:szCs w:val="32"/>
+          <w14:ligatures w14:val="none"/>
+        </w:rPr>
+        <w:t>How this maps to what you already have</w:t>
+      </w:r>
+    </w:p>
+    <w:tbl>
+      <w:tblPr>
+        <w:tblW w:w="0" w:type="auto"/>
+        <w:tblCellMar>
+          <w:top w:w="15" w:type="dxa"/>
+          <w:left w:w="15" w:type="dxa"/>
+          <w:bottom w:w="15" w:type="dxa"/>
+          <w:right w:w="15" w:type="dxa"/>
+        </w:tblCellMar>
+        <w:tblLook w:val="04A0" w:firstRow="1" w:lastRow="0" w:firstColumn="1" w:lastColumn="0" w:noHBand="0" w:noVBand="1"/>
+      </w:tblPr>
+      <w:tblGrid>
+        <w:gridCol w:w="4707"/>
+        <w:gridCol w:w="6093"/>
+      </w:tblGrid>
+      <w:tr>
+        <w:trPr>
+          <w:tblHeader/>
+        </w:trPr>
+        <w:tc>
+          <w:tcPr>
+            <w:tcW w:w="0" w:type="auto"/>
+            <w:noWrap/>
+            <w:tcMar>
+              <w:top w:w="75" w:type="dxa"/>
+              <w:left w:w="135" w:type="dxa"/>
+              <w:bottom w:w="75" w:type="dxa"/>
+              <w:right w:w="135" w:type="dxa"/>
+            </w:tcMar>
+            <w:hideMark/>
+          </w:tcPr>
+          <w:p>
+            <w:pPr>
+              <w:spacing w:after="0" w:line="240" w:lineRule="auto"/>
+              <w:rPr>
+                <w:rFonts w:ascii="Times New Roman" w:eastAsia="Times New Roman" w:hAnsi="Times New Roman" w:cs="Times New Roman"/>
+                <w:b/>
+                <w:bCs/>
+                <w:kern w:val="0"/>
+                <w14:ligatures w14:val="none"/>
+              </w:rPr>
+            </w:pPr>
+            <w:r>
+              <w:rPr>
+                <w:rFonts w:ascii="Times New Roman" w:eastAsia="Times New Roman" w:hAnsi="Times New Roman" w:cs="Times New Roman"/>
+                <w:b/>
+                <w:bCs/>
+                <w:kern w:val="0"/>
+                <w14:ligatures w14:val="none"/>
+              </w:rPr>
+              <w:t>What you have</w:t>
+            </w:r>
+          </w:p>
+        </w:tc>
+        <w:tc>
+          <w:tcPr>
+            <w:tcW w:w="0" w:type="auto"/>
+            <w:noWrap/>
+            <w:tcMar>
+              <w:top w:w="75" w:type="dxa"/>
+              <w:left w:w="135" w:type="dxa"/>
+              <w:bottom w:w="75" w:type="dxa"/>
+              <w:right w:w="135" w:type="dxa"/>
+            </w:tcMar>
+            <w:hideMark/>
+          </w:tcPr>
+          <w:p>
+            <w:pPr>
+              <w:spacing w:after="0" w:line="240" w:lineRule="auto"/>
+              <w:rPr>
+                <w:rFonts w:ascii="Times New Roman" w:eastAsia="Times New Roman" w:hAnsi="Times New Roman" w:cs="Times New Roman"/>
+                <w:b/>
+                <w:bCs/>
+                <w:kern w:val="0"/>
+                <w14:ligatures w14:val="none"/>
+              </w:rPr>
+            </w:pPr>
+            <w:r>
+              <w:rPr>
+                <w:rFonts w:ascii="Times New Roman" w:eastAsia="Times New Roman" w:hAnsi="Times New Roman" w:cs="Times New Roman"/>
+                <w:b/>
+                <w:bCs/>
+                <w:kern w:val="0"/>
+                <w14:ligatures w14:val="none"/>
+              </w:rPr>
+              <w:t>What Alex wants next</w:t>
+            </w:r>
+          </w:p>
+        </w:tc>
+      </w:tr>
+      <w:tr>
+        <w:tc>
+          <w:tcPr>
+            <w:tcW w:w="0" w:type="auto"/>
+            <w:tcMar>
+              <w:top w:w="75" w:type="dxa"/>
+              <w:left w:w="135" w:type="dxa"/>
+              <w:bottom w:w="75" w:type="dxa"/>
+              <w:right w:w="135" w:type="dxa"/>
+            </w:tcMar>
+            <w:hideMark/>
+          </w:tcPr>
+          <w:p>
+            <w:pPr>
+              <w:spacing w:after="0" w:line="240" w:lineRule="auto"/>
+              <w:rPr>
+                <w:rFonts w:ascii="Times New Roman" w:eastAsia="Times New Roman" w:hAnsi="Times New Roman" w:cs="Times New Roman"/>
+                <w:kern w:val="0"/>
+                <w14:ligatures w14:val="none"/>
+              </w:rPr>
+            </w:pPr>
+            <w:r>
+              <w:rPr>
+                <w:rFonts w:ascii="Times New Roman" w:eastAsia="Times New Roman" w:hAnsi="Times New Roman" w:cs="Times New Roman"/>
+                <w:kern w:val="0"/>
+                <w14:ligatures w14:val="none"/>
+              </w:rPr>
+              <w:t>Hero ventile plot + LPM </w:t>
+            </w:r>
+            <w:r>
+              <w:rPr>
+                <w:rFonts w:ascii="Menlo" w:eastAsia="Times New Roman" w:hAnsi="Menlo" w:cs="Menlo"/>
+                <w:color w:val="141414"/>
+                <w:kern w:val="0"/>
+                <w:sz w:val="22"/>
+                <w:szCs w:val="22"/>
+                <w14:ligatures w14:val="none"/>
+              </w:rPr>
+              <w:t>Y ~ poolq_loo + poolq_sq</w:t>
+            </w:r>
+          </w:p>
+        </w:tc>
+        <w:tc>
+          <w:tcPr>
+            <w:tcW w:w="0" w:type="auto"/>
+            <w:tcMar>
+              <w:top w:w="75" w:type="dxa"/>
+              <w:left w:w="135" w:type="dxa"/>
+              <w:bottom w:w="75" w:type="dxa"/>
+              <w:right w:w="135" w:type="dxa"/>
+            </w:tcMar>
+            <w:hideMark/>
+          </w:tcPr>
+          <w:p>
+            <w:pPr>
+              <w:spacing w:after="0" w:line="240" w:lineRule="auto"/>
+              <w:rPr>
+                <w:rFonts w:ascii="Times New Roman" w:eastAsia="Times New Roman" w:hAnsi="Times New Roman" w:cs="Times New Roman"/>
+                <w:kern w:val="0"/>
+                <w14:ligatures w14:val="none"/>
+              </w:rPr>
+            </w:pPr>
+            <w:r>
+              <w:rPr>
+                <w:rFonts w:ascii="Times New Roman" w:eastAsia="Times New Roman" w:hAnsi="Times New Roman" w:cs="Times New Roman"/>
+                <w:b/>
+                <w:bCs/>
+                <w:kern w:val="0"/>
+                <w14:ligatures w14:val="none"/>
+              </w:rPr>
+              <w:t>Two fitted models</w:t>
+            </w:r>
+            <w:r>
+              <w:rPr>
+                <w:rFonts w:ascii="Times New Roman" w:eastAsia="Times New Roman" w:hAnsi="Times New Roman" w:cs="Times New Roman"/>
+                <w:kern w:val="0"/>
+                <w14:ligatures w14:val="none"/>
+              </w:rPr>
+              <w:t> on micro rows with ability + roster terms vs ability only</w:t>
+            </w:r>
+          </w:p>
+        </w:tc>
+      </w:tr>
+      <w:tr>
+        <w:tc>
+          <w:tcPr>
+            <w:tcW w:w="0" w:type="auto"/>
+            <w:tcMar>
+              <w:top w:w="75" w:type="dxa"/>
+              <w:left w:w="135" w:type="dxa"/>
+              <w:bottom w:w="75" w:type="dxa"/>
+              <w:right w:w="135" w:type="dxa"/>
+            </w:tcMar>
+            <w:hideMark/>
+          </w:tcPr>
+          <w:p>
+            <w:pPr>
+              <w:spacing w:after="0" w:line="240" w:lineRule="auto"/>
+              <w:rPr>
+                <w:rFonts w:ascii="Times New Roman" w:eastAsia="Times New Roman" w:hAnsi="Times New Roman" w:cs="Times New Roman"/>
+                <w:kern w:val="0"/>
+                <w14:ligatures w14:val="none"/>
+              </w:rPr>
+            </w:pPr>
+            <w:r>
+              <w:rPr>
+                <w:rFonts w:ascii="Times New Roman" w:eastAsia="Times New Roman" w:hAnsi="Times New Roman" w:cs="Times New Roman"/>
+                <w:kern w:val="0"/>
+                <w14:ligatures w14:val="none"/>
+              </w:rPr>
+              <w:t>Pass A generative (λ=0 vs λ&gt;0)</w:t>
+            </w:r>
+          </w:p>
+        </w:tc>
+        <w:tc>
+          <w:tcPr>
+            <w:tcW w:w="0" w:type="auto"/>
+            <w:tcMar>
+              <w:top w:w="75" w:type="dxa"/>
+              <w:left w:w="135" w:type="dxa"/>
+              <w:bottom w:w="75" w:type="dxa"/>
+              <w:right w:w="135" w:type="dxa"/>
+            </w:tcMar>
+            <w:hideMark/>
+          </w:tcPr>
+          <w:p>
+            <w:pPr>
+              <w:spacing w:after="0" w:line="240" w:lineRule="auto"/>
+              <w:rPr>
+                <w:rFonts w:ascii="Times New Roman" w:eastAsia="Times New Roman" w:hAnsi="Times New Roman" w:cs="Times New Roman"/>
+                <w:kern w:val="0"/>
+                <w14:ligatures w14:val="none"/>
+              </w:rPr>
+            </w:pPr>
+            <w:r>
+              <w:rPr>
+                <w:rFonts w:ascii="Times New Roman" w:eastAsia="Times New Roman" w:hAnsi="Times New Roman" w:cs="Times New Roman"/>
+                <w:b/>
+                <w:bCs/>
+                <w:kern w:val="0"/>
+                <w14:ligatures w14:val="none"/>
+              </w:rPr>
+              <w:t>Empirical analogue:</w:t>
+            </w:r>
+            <w:r>
+              <w:rPr>
+                <w:rFonts w:ascii="Times New Roman" w:eastAsia="Times New Roman" w:hAnsi="Times New Roman" w:cs="Times New Roman"/>
+                <w:kern w:val="0"/>
+                <w14:ligatures w14:val="none"/>
+              </w:rPr>
+              <w:t> turn off roster in the </w:t>
+            </w:r>
+            <w:r>
+              <w:rPr>
+                <w:rFonts w:ascii="Times New Roman" w:eastAsia="Times New Roman" w:hAnsi="Times New Roman" w:cs="Times New Roman"/>
+                <w:b/>
+                <w:bCs/>
+                <w:kern w:val="0"/>
+                <w14:ligatures w14:val="none"/>
+              </w:rPr>
+              <w:t>prediction</w:t>
+            </w:r>
+            <w:r>
+              <w:rPr>
+                <w:rFonts w:ascii="Times New Roman" w:eastAsia="Times New Roman" w:hAnsi="Times New Roman" w:cs="Times New Roman"/>
+                <w:kern w:val="0"/>
+                <w14:ligatures w14:val="none"/>
+              </w:rPr>
+              <w:t> model, compare </w:t>
+            </w:r>
+            <m:oMath>
+              <m:acc>
+                <m:accPr>
+                  <m:ctrlPr>
+                    <w:rPr>
+                      <w:rFonts w:ascii="Cambria Math" w:eastAsia="Times New Roman" w:hAnsi="Cambria Math" w:cs="Times New Roman"/>
+                      <w:kern w:val="0"/>
+                      <w14:ligatures w14:val="none"/>
+                    </w:rPr>
+                  </m:ctrlPr>
+                </m:accPr>
+                <m:e>
+                  <m:r>
+                    <w:rPr>
+                      <w:rFonts w:ascii="Cambria Math" w:eastAsia="Times New Roman" w:hAnsi="Cambria Math" w:cs="Times New Roman"/>
+                      <w:kern w:val="0"/>
+                      <w14:ligatures w14:val="none"/>
+                    </w:rPr>
+                    <m:t>p</m:t>
+                  </m:r>
+                </m:e>
+              </m:acc>
+            </m:oMath>
+          </w:p>
+        </w:tc>
+      </w:tr>
+      <w:tr>
+        <w:tc>
+          <w:tcPr>
+            <w:tcW w:w="0" w:type="auto"/>
+            <w:tcMar>
+              <w:top w:w="75" w:type="dxa"/>
+              <w:left w:w="135" w:type="dxa"/>
+              <w:bottom w:w="75" w:type="dxa"/>
+              <w:right w:w="135" w:type="dxa"/>
+            </w:tcMar>
+            <w:hideMark/>
+          </w:tcPr>
+          <w:p>
+            <w:pPr>
+              <w:spacing w:after="0" w:line="240" w:lineRule="auto"/>
+              <w:rPr>
+                <w:rFonts w:ascii="Times New Roman" w:eastAsia="Times New Roman" w:hAnsi="Times New Roman" w:cs="Times New Roman"/>
+                <w:kern w:val="0"/>
+                <w14:ligatures w14:val="none"/>
+              </w:rPr>
+            </w:pPr>
+            <w:r>
+              <w:rPr>
+                <w:rFonts w:ascii="Times New Roman" w:eastAsia="Times New Roman" w:hAnsi="Times New Roman" w:cs="Times New Roman"/>
+                <w:kern w:val="0"/>
+                <w14:ligatures w14:val="none"/>
+              </w:rPr>
+              <w:t>Pass B (ρ)</w:t>
+            </w:r>
+          </w:p>
+        </w:tc>
+        <w:tc>
+          <w:tcPr>
+            <w:tcW w:w="0" w:type="auto"/>
+            <w:tcMar>
+              <w:top w:w="75" w:type="dxa"/>
+              <w:left w:w="135" w:type="dxa"/>
+              <w:bottom w:w="75" w:type="dxa"/>
+              <w:right w:w="135" w:type="dxa"/>
+            </w:tcMar>
+            <w:hideMark/>
+          </w:tcPr>
+          <w:p>
+            <w:pPr>
+              <w:spacing w:after="0" w:line="240" w:lineRule="auto"/>
+              <w:rPr>
+                <w:rFonts w:ascii="Times New Roman" w:eastAsia="Times New Roman" w:hAnsi="Times New Roman" w:cs="Times New Roman"/>
+                <w:kern w:val="0"/>
+                <w14:ligatures w14:val="none"/>
+              </w:rPr>
+            </w:pPr>
+            <w:r>
+              <w:rPr>
+                <w:rFonts w:ascii="Times New Roman" w:eastAsia="Times New Roman" w:hAnsi="Times New Roman" w:cs="Times New Roman"/>
+                <w:kern w:val="0"/>
+                <w14:ligatures w14:val="none"/>
+              </w:rPr>
+              <w:t>Less central here; Alex is on </w:t>
+            </w:r>
+            <w:r>
+              <w:rPr>
+                <w:rFonts w:ascii="Times New Roman" w:eastAsia="Times New Roman" w:hAnsi="Times New Roman" w:cs="Times New Roman"/>
+                <w:b/>
+                <w:bCs/>
+                <w:kern w:val="0"/>
+                <w14:ligatures w14:val="none"/>
+              </w:rPr>
+              <w:t>score/selection channel</w:t>
+            </w:r>
+            <w:r>
+              <w:rPr>
+                <w:rFonts w:ascii="Times New Roman" w:eastAsia="Times New Roman" w:hAnsi="Times New Roman" w:cs="Times New Roman"/>
+                <w:kern w:val="0"/>
+                <w14:ligatures w14:val="none"/>
+              </w:rPr>
+              <w:t>, not assignment</w:t>
+            </w:r>
+          </w:p>
+        </w:tc>
+      </w:tr>
+    </w:tbl>
+    <w:p>
+      <w:pPr>
+        <w:shd w:val="clear" w:color="auto" w:fill="FCFCFC"/>
+        <w:spacing w:before="120" w:after="120" w:line="240" w:lineRule="auto"/>
+        <w:rPr>
+          <w:rFonts w:ascii="Arial" w:eastAsia="Times New Roman" w:hAnsi="Arial" w:cs="Arial"/>
+          <w:color w:val="141414"/>
+          <w:kern w:val="0"/>
+          <w:sz w:val="20"/>
+          <w:szCs w:val="20"/>
+          <w14:ligatures w14:val="none"/>
+        </w:rPr>
+      </w:pPr>
+      <w:r>
+        <w:rPr>
+          <w:rFonts w:ascii="Arial" w:eastAsia="Times New Roman" w:hAnsi="Arial" w:cs="Arial"/>
+          <w:color w:val="141414"/>
+          <w:kern w:val="0"/>
+          <w:sz w:val="20"/>
+          <w:szCs w:val="20"/>
+          <w14:ligatures w14:val="none"/>
+        </w:rPr>
+        <w:t>The hero plot is </w:t>
+      </w:r>
+      <w:r>
+        <w:rPr>
+          <w:rFonts w:ascii="Arial" w:eastAsia="Times New Roman" w:hAnsi="Arial" w:cs="Arial"/>
+          <w:b/>
+          <w:bCs/>
+          <w:color w:val="141414"/>
+          <w:kern w:val="0"/>
+          <w:sz w:val="20"/>
+          <w:szCs w:val="20"/>
+          <w14:ligatures w14:val="none"/>
+        </w:rPr>
+        <w:t>descriptive</w:t>
+      </w:r>
+      <w:r>
+        <w:rPr>
+          <w:rFonts w:ascii="Arial" w:eastAsia="Times New Roman" w:hAnsi="Arial" w:cs="Arial"/>
+          <w:color w:val="141414"/>
+          <w:kern w:val="0"/>
+          <w:sz w:val="20"/>
+          <w:szCs w:val="20"/>
+          <w14:ligatures w14:val="none"/>
+        </w:rPr>
+        <w:t>. Alex wants </w:t>
+      </w:r>
+      <w:r>
+        <w:rPr>
+          <w:rFonts w:ascii="Arial" w:eastAsia="Times New Roman" w:hAnsi="Arial" w:cs="Arial"/>
+          <w:b/>
+          <w:bCs/>
+          <w:color w:val="141414"/>
+          <w:kern w:val="0"/>
+          <w:sz w:val="20"/>
+          <w:szCs w:val="20"/>
+          <w14:ligatures w14:val="none"/>
+        </w:rPr>
+        <w:t>predictive model comparison</w:t>
+      </w:r>
+      <w:r>
+        <w:rPr>
+          <w:rFonts w:ascii="Arial" w:eastAsia="Times New Roman" w:hAnsi="Arial" w:cs="Arial"/>
+          <w:color w:val="141414"/>
+          <w:kern w:val="0"/>
+          <w:sz w:val="20"/>
+          <w:szCs w:val="20"/>
+          <w14:ligatures w14:val="none"/>
+        </w:rPr>
+        <w:t> — closer to ML / forecasting than to “difference between two binned curves overlaid.”</w:t>
+      </w:r>
+    </w:p>
+    <w:p>
+      <w:pPr>
+        <w:spacing w:before="240" w:after="240" w:line="240" w:lineRule="auto"/>
+        <w:rPr>
+          <w:rFonts w:ascii="Arial" w:eastAsia="Times New Roman" w:hAnsi="Arial" w:cs="Arial"/>
+          <w:kern w:val="0"/>
+          <w:sz w:val="20"/>
+          <w:szCs w:val="20"/>
+          <w14:ligatures w14:val="none"/>
+        </w:rPr>
+      </w:pPr>
+      <w:r>
+        <w:rPr>
+          <w:noProof/>
+        </w:rPr>
+      </w:r>
+      <w:r>
+        <w:pict w14:anchorId="0D8A623F">
+          <v:rect id="Horizontal Line 13" o:spid="_x0000_s1028" style="width:540pt;height:.1pt;visibility:visible;mso-wrap-style:square;mso-left-percent:-10001;mso-top-percent:-10001;mso-position-horizontal:absolute;mso-position-horizontal-relative:char;mso-position-vertical:absolute;mso-position-vertical-relative:line;mso-left-percent:-10001;mso-top-percent:-10001;v-text-anchor:top" o:gfxdata="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" filled="f">
+            <o:lock v:ext="edit" rotation="t" aspectratio="t" verticies="t" text="t" shapetype="t"/>
+            <w10:anchorlock/>
+          </v:rect>
+        </w:pict>
+      </w:r>
+    </w:p>
+    <w:p>
+      <w:pPr>
+        <w:shd w:val="clear" w:color="auto" w:fill="FCFCFC"/>
+        <w:spacing w:before="216" w:after="84" w:line="240" w:lineRule="auto"/>
+        <w:outlineLvl w:val="1"/>
+        <w:rPr>
+          <w:rFonts w:ascii="Arial" w:eastAsia="Times New Roman" w:hAnsi="Arial" w:cs="Arial"/>
+          <w:b/>
+          <w:bCs/>
+          <w:color w:val="141414"/>
+          <w:kern w:val="0"/>
+          <w:sz w:val="32"/>
+          <w:szCs w:val="32"/>
+          <w14:ligatures w14:val="none"/>
+        </w:rPr>
+      </w:pPr>
+      <w:r>
+        <w:rPr>
+          <w:rFonts w:ascii="Arial" w:eastAsia="Times New Roman" w:hAnsi="Arial" w:cs="Arial"/>
+          <w:b/>
+          <w:bCs/>
+          <w:color w:val="141414"/>
+          <w:kern w:val="0"/>
+          <w:sz w:val="32"/>
+          <w:szCs w:val="32"/>
+          <w14:ligatures w14:val="none"/>
+        </w:rPr>
+        <w:t>What I’d build (concrete)</w:t>
+      </w:r>
+    </w:p>
+    <w:p>
+      <w:pPr>
+        <w:shd w:val="clear" w:color="auto" w:fill="FCFCFC"/>
+        <w:spacing w:before="120" w:after="120" w:line="240" w:lineRule="auto"/>
+        <w:rPr>
+          <w:rFonts w:ascii="Arial" w:eastAsia="Times New Roman" w:hAnsi="Arial" w:cs="Arial"/>
+          <w:color w:val="141414"/>
+          <w:kern w:val="0"/>
+          <w:sz w:val="20"/>
+          <w:szCs w:val="20"/>
+          <w14:ligatures w14:val="none"/>
+        </w:rPr>
+      </w:pPr>
+      <w:r>
+        <w:rPr>
+          <w:rFonts w:ascii="Arial" w:eastAsia="Times New Roman" w:hAnsi="Arial" w:cs="Arial"/>
+          <w:b/>
+          <w:bCs/>
+          <w:color w:val="141414"/>
+          <w:kern w:val="0"/>
+          <w:sz w:val="20"/>
+          <w:szCs w:val="20"/>
+          <w14:ligatures w14:val="none"/>
+        </w:rPr>
+        <w:lastRenderedPageBreak/>
+        <w:t>Model A (full):</w:t>
+      </w:r>
+      <w:r>
+        <w:rPr>
+          <w:rFonts w:ascii="Arial" w:eastAsia="Times New Roman" w:hAnsi="Arial" w:cs="Arial"/>
+          <w:color w:val="141414"/>
+          <w:kern w:val="0"/>
+          <w:sz w:val="20"/>
+          <w:szCs w:val="20"/>
+          <w14:ligatures w14:val="none"/>
+        </w:rPr>
+        <w:br/>
+      </w:r>
+      <w:r>
+        <w:rPr>
+          <w:rFonts w:ascii="Menlo" w:eastAsia="Times New Roman" w:hAnsi="Menlo" w:cs="Menlo"/>
+          <w:color w:val="141414"/>
+          <w:kern w:val="0"/>
+          <w:sz w:val="18"/>
+          <w:szCs w:val="18"/>
+          <w14:ligatures w14:val="none"/>
+        </w:rPr>
+        <w:t>Y_draft ~ ability + poolq_loo + poolq_loo²</w:t>
+      </w:r>
+      <w:r>
+        <w:rPr>
+          <w:rFonts w:ascii="Arial" w:eastAsia="Times New Roman" w:hAnsi="Arial" w:cs="Arial"/>
+          <w:color w:val="141414"/>
+          <w:kern w:val="0"/>
+          <w:sz w:val="20"/>
+          <w:szCs w:val="20"/>
+          <w14:ligatures w14:val="none"/>
+        </w:rPr>
+        <w:br/>
+        <w:t>(or explicit selection-score form if you prefer theory-first)</w:t>
+      </w:r>
+    </w:p>
+    <w:p>
+      <w:pPr>
+        <w:shd w:val="clear" w:color="auto" w:fill="FCFCFC"/>
+        <w:spacing w:before="120" w:after="120" w:line="240" w:lineRule="auto"/>
+        <w:rPr>
+          <w:rFonts w:ascii="Arial" w:eastAsia="Times New Roman" w:hAnsi="Arial" w:cs="Arial"/>
+          <w:color w:val="141414"/>
+          <w:kern w:val="0"/>
+          <w:sz w:val="20"/>
+          <w:szCs w:val="20"/>
+          <w14:ligatures w14:val="none"/>
+        </w:rPr>
+      </w:pPr>
+      <w:r>
+        <w:rPr>
+          <w:rFonts w:ascii="Arial" w:eastAsia="Times New Roman" w:hAnsi="Arial" w:cs="Arial"/>
+          <w:b/>
+          <w:bCs/>
+          <w:color w:val="141414"/>
+          <w:kern w:val="0"/>
+          <w:sz w:val="20"/>
+          <w:szCs w:val="20"/>
+          <w14:ligatures w14:val="none"/>
+        </w:rPr>
+        <w:t>Model B (Alex counterfactual):</w:t>
+      </w:r>
+      <w:r>
+        <w:rPr>
+          <w:rFonts w:ascii="Arial" w:eastAsia="Times New Roman" w:hAnsi="Arial" w:cs="Arial"/>
+          <w:color w:val="141414"/>
+          <w:kern w:val="0"/>
+          <w:sz w:val="20"/>
+          <w:szCs w:val="20"/>
+          <w14:ligatures w14:val="none"/>
+        </w:rPr>
+        <w:br/>
+      </w:r>
+      <w:r>
+        <w:rPr>
+          <w:rFonts w:ascii="Menlo" w:eastAsia="Times New Roman" w:hAnsi="Menlo" w:cs="Menlo"/>
+          <w:color w:val="141414"/>
+          <w:kern w:val="0"/>
+          <w:sz w:val="18"/>
+          <w:szCs w:val="18"/>
+          <w14:ligatures w14:val="none"/>
+        </w:rPr>
+        <w:t>Y_draft ~ ability</w:t>
+      </w:r>
+      <w:r>
+        <w:rPr>
+          <w:rFonts w:ascii="Arial" w:eastAsia="Times New Roman" w:hAnsi="Arial" w:cs="Arial"/>
+          <w:color w:val="141414"/>
+          <w:kern w:val="0"/>
+          <w:sz w:val="20"/>
+          <w:szCs w:val="20"/>
+          <w14:ligatures w14:val="none"/>
+        </w:rPr>
+        <w:br/>
+        <w:t>(same ability measure: ppm z within season, BPM, etc.)</w:t>
+      </w:r>
+    </w:p>
+    <w:p>
+      <w:pPr>
+        <w:shd w:val="clear" w:color="auto" w:fill="FCFCFC"/>
+        <w:spacing w:before="120" w:after="120" w:line="240" w:lineRule="auto"/>
+        <w:rPr>
+          <w:rFonts w:ascii="Arial" w:eastAsia="Times New Roman" w:hAnsi="Arial" w:cs="Arial"/>
+          <w:color w:val="141414"/>
+          <w:kern w:val="0"/>
+          <w:sz w:val="20"/>
+          <w:szCs w:val="20"/>
+          <w14:ligatures w14:val="none"/>
+        </w:rPr>
+      </w:pPr>
+      <w:r>
+        <w:rPr>
+          <w:rFonts w:ascii="Arial" w:eastAsia="Times New Roman" w:hAnsi="Arial" w:cs="Arial"/>
+          <w:b/>
+          <w:bCs/>
+          <w:color w:val="141414"/>
+          <w:kern w:val="0"/>
+          <w:sz w:val="20"/>
+          <w:szCs w:val="20"/>
+          <w14:ligatures w14:val="none"/>
+        </w:rPr>
+        <w:t>Then report:</w:t>
+      </w:r>
+    </w:p>
+    <w:p>
+      <w:pPr>
+        <w:numPr>
+          <w:ilvl w:val="0"/>
+          <w:numId w:val="8"/>
+        </w:numPr>
+        <w:shd w:val="clear" w:color="auto" w:fill="FCFCFC"/>
+        <w:spacing w:before="100" w:beforeAutospacing="1" w:after="100" w:afterAutospacing="1" w:line="240" w:lineRule="auto"/>
+        <w:rPr>
+          <w:rFonts w:ascii="Arial" w:eastAsia="Times New Roman" w:hAnsi="Arial" w:cs="Arial"/>
+          <w:color w:val="141414"/>
+          <w:kern w:val="0"/>
+          <w:sz w:val="20"/>
+          <w:szCs w:val="20"/>
+          <w14:ligatures w14:val="none"/>
+        </w:rPr>
+      </w:pPr>
+      <w:r>
+        <w:rPr>
+          <w:rFonts w:ascii="Arial" w:eastAsia="Times New Roman" w:hAnsi="Arial" w:cs="Arial"/>
+          <w:b/>
+          <w:bCs/>
+          <w:color w:val="141414"/>
+          <w:kern w:val="0"/>
+          <w:sz w:val="20"/>
+          <w:szCs w:val="20"/>
+          <w14:ligatures w14:val="none"/>
+        </w:rPr>
+        <w:t>Overall prediction gain:</w:t>
+      </w:r>
+      <w:r>
+        <w:rPr>
+          <w:rFonts w:ascii="Arial" w:eastAsia="Times New Roman" w:hAnsi="Arial" w:cs="Arial"/>
+          <w:color w:val="141414"/>
+          <w:kern w:val="0"/>
+          <w:sz w:val="20"/>
+          <w:szCs w:val="20"/>
+          <w14:ligatures w14:val="none"/>
+        </w:rPr>
+        <w:t> ΔAUC, ΔBrier, or “X% relative improvement in log-loss” — Model A vs B.</w:t>
+      </w:r>
+    </w:p>
+    <w:p>
+      <w:pPr>
+        <w:numPr>
+          <w:ilvl w:val="0"/>
+          <w:numId w:val="8"/>
+        </w:numPr>
+        <w:shd w:val="clear" w:color="auto" w:fill="FCFCFC"/>
+        <w:spacing w:before="100" w:beforeAutospacing="1" w:after="100" w:afterAutospacing="1" w:line="240" w:lineRule="auto"/>
+        <w:rPr>
+          <w:rFonts w:ascii="Arial" w:eastAsia="Times New Roman" w:hAnsi="Arial" w:cs="Arial"/>
+          <w:color w:val="141414"/>
+          <w:kern w:val="0"/>
+          <w:sz w:val="20"/>
+          <w:szCs w:val="20"/>
+          <w14:ligatures w14:val="none"/>
+        </w:rPr>
+      </w:pPr>
+      <w:r>
+        <w:rPr>
+          <w:rFonts w:ascii="Arial" w:eastAsia="Times New Roman" w:hAnsi="Arial" w:cs="Arial"/>
+          <w:b/>
+          <w:bCs/>
+          <w:color w:val="141414"/>
+          <w:kern w:val="0"/>
+          <w:sz w:val="20"/>
+          <w:szCs w:val="20"/>
+          <w14:ligatures w14:val="none"/>
+        </w:rPr>
+        <w:t>Per-person counterfactual gap:</w:t>
+      </w:r>
+      <w:r>
+        <w:rPr>
+          <w:rFonts w:ascii="Arial" w:eastAsia="Times New Roman" w:hAnsi="Arial" w:cs="Arial"/>
+          <w:color w:val="141414"/>
+          <w:kern w:val="0"/>
+          <w:sz w:val="20"/>
+          <w:szCs w:val="20"/>
+          <w14:ligatures w14:val="none"/>
+        </w:rPr>
+        <w:t> </w:t>
+      </w:r>
+      <m:oMath>
+        <m:sSubSup>
+          <m:sSubSupPr>
+            <m:ctrlPr>
+              <w:rPr>
+                <w:rFonts w:ascii="Cambria Math" w:eastAsia="Times New Roman" w:hAnsi="Cambria Math" w:cs="Times New Roman"/>
+                <w:kern w:val="0"/>
+                <w14:ligatures w14:val="none"/>
+              </w:rPr>
+            </m:ctrlPr>
+          </m:sSubSupPr>
+          <m:e>
+            <m:acc>
+              <m:accPr>
+                <m:ctrlPr>
+                  <w:rPr>
+                    <w:rFonts w:ascii="Cambria Math" w:eastAsia="Times New Roman" w:hAnsi="Cambria Math" w:cs="Times New Roman"/>
+                    <w:kern w:val="0"/>
+                    <w14:ligatures w14:val="none"/>
+                  </w:rPr>
+                </m:ctrlPr>
+              </m:accPr>
+              <m:e>
+                <m:r>
+                  <w:rPr>
+                    <w:rFonts w:ascii="Cambria Math" w:eastAsia="Times New Roman" w:hAnsi="Cambria Math" w:cs="Times New Roman"/>
+                    <w:kern w:val="0"/>
+                    <w14:ligatures w14:val="none"/>
+                  </w:rPr>
+                  <m:t>p</m:t>
+                </m:r>
+              </m:e>
+            </m:acc>
+          </m:e>
+          <m:sub>
+            <m:r>
+              <w:rPr>
+                <w:rFonts w:ascii="Cambria Math" w:eastAsia="Times New Roman" w:hAnsi="Cambria Math" w:cs="Times New Roman"/>
+                <w:kern w:val="0"/>
+                <w14:ligatures w14:val="none"/>
+              </w:rPr>
+              <m:t>i</m:t>
+            </m:r>
+          </m:sub>
+          <m:sup>
+            <m:r>
+              <m:rPr>
+                <m:nor/>
+              </m:rPr>
+              <w:rPr>
+                <w:rFonts w:ascii="Times New Roman" w:eastAsia="Times New Roman" w:hAnsi="Times New Roman" w:cs="Times New Roman"/>
+                <w:kern w:val="0"/>
+                <w14:ligatures w14:val="none"/>
+              </w:rPr>
+              <m:t>full</m:t>
+            </m:r>
+          </m:sup>
+        </m:sSubSup>
+        <m:r>
+          <w:rPr>
+            <w:rFonts w:ascii="Cambria Math" w:eastAsia="Times New Roman" w:hAnsi="Cambria Math" w:cs="Times New Roman"/>
+            <w:kern w:val="0"/>
+            <w14:ligatures w14:val="none"/>
+          </w:rPr>
+          <m:t>-</m:t>
+        </m:r>
+        <m:sSubSup>
+          <m:sSubSupPr>
+            <m:ctrlPr>
+              <w:rPr>
+                <w:rFonts w:ascii="Cambria Math" w:eastAsia="Times New Roman" w:hAnsi="Cambria Math" w:cs="Times New Roman"/>
+                <w:kern w:val="0"/>
+                <w14:ligatures w14:val="none"/>
+              </w:rPr>
+            </m:ctrlPr>
+          </m:sSubSupPr>
+          <m:e>
+            <m:acc>
+              <m:accPr>
+                <m:ctrlPr>
+                  <w:rPr>
+                    <w:rFonts w:ascii="Cambria Math" w:eastAsia="Times New Roman" w:hAnsi="Cambria Math" w:cs="Times New Roman"/>
+                    <w:kern w:val="0"/>
+                    <w14:ligatures w14:val="none"/>
+                  </w:rPr>
+                </m:ctrlPr>
+              </m:accPr>
+              <m:e>
+                <m:r>
+                  <w:rPr>
+                    <w:rFonts w:ascii="Cambria Math" w:eastAsia="Times New Roman" w:hAnsi="Cambria Math" w:cs="Times New Roman"/>
+                    <w:kern w:val="0"/>
+                    <w14:ligatures w14:val="none"/>
+                  </w:rPr>
+                  <m:t>p</m:t>
+                </m:r>
+              </m:e>
+            </m:acc>
+          </m:e>
+          <m:sub>
+            <m:r>
+              <w:rPr>
+                <w:rFonts w:ascii="Cambria Math" w:eastAsia="Times New Roman" w:hAnsi="Cambria Math" w:cs="Times New Roman"/>
+                <w:kern w:val="0"/>
+                <w14:ligatures w14:val="none"/>
+              </w:rPr>
+              <m:t>i</m:t>
+            </m:r>
+          </m:sub>
+          <m:sup>
+            <m:r>
+              <m:rPr>
+                <m:nor/>
+              </m:rPr>
+              <w:rPr>
+                <w:rFonts w:ascii="Times New Roman" w:eastAsia="Times New Roman" w:hAnsi="Times New Roman" w:cs="Times New Roman"/>
+                <w:kern w:val="0"/>
+                <w14:ligatures w14:val="none"/>
+              </w:rPr>
+              <m:t>ability</m:t>
+            </m:r>
+          </m:sup>
+        </m:sSubSup>
+      </m:oMath>
+      <w:r>
+        <w:rPr>
+          <w:rFonts w:ascii="Arial" w:eastAsia="Times New Roman" w:hAnsi="Arial" w:cs="Arial"/>
+          <w:color w:val="141414"/>
+          <w:kern w:val="0"/>
+          <w:sz w:val="20"/>
+          <w:szCs w:val="20"/>
+          <w14:ligatures w14:val="none"/>
+        </w:rPr>
+        <w:t> — distribution, by ability ventile.</w:t>
+      </w:r>
+    </w:p>
+    <w:p>
+      <w:pPr>
+        <w:numPr>
+          <w:ilvl w:val="0"/>
+          <w:numId w:val="8"/>
+        </w:numPr>
+        <w:shd w:val="clear" w:color="auto" w:fill="FCFCFC"/>
+        <w:spacing w:before="100" w:beforeAutospacing="1" w:after="100" w:afterAutospacing="1" w:line="240" w:lineRule="auto"/>
+        <w:rPr>
+          <w:rFonts w:ascii="Arial" w:eastAsia="Times New Roman" w:hAnsi="Arial" w:cs="Arial"/>
+          <w:color w:val="141414"/>
+          <w:kern w:val="0"/>
+          <w:sz w:val="20"/>
+          <w:szCs w:val="20"/>
+          <w14:ligatures w14:val="none"/>
+        </w:rPr>
+      </w:pPr>
+      <w:r>
+        <w:rPr>
+          <w:rFonts w:ascii="Arial" w:eastAsia="Times New Roman" w:hAnsi="Arial" w:cs="Arial"/>
+          <w:b/>
+          <w:bCs/>
+          <w:color w:val="141414"/>
+          <w:kern w:val="0"/>
+          <w:sz w:val="20"/>
+          <w:szCs w:val="20"/>
+          <w14:ligatures w14:val="none"/>
+        </w:rPr>
+        <w:t>Ability-stratified error:</w:t>
+      </w:r>
+      <w:r>
+        <w:rPr>
+          <w:rFonts w:ascii="Arial" w:eastAsia="Times New Roman" w:hAnsi="Arial" w:cs="Arial"/>
+          <w:color w:val="141414"/>
+          <w:kern w:val="0"/>
+          <w:sz w:val="20"/>
+          <w:szCs w:val="20"/>
+          <w14:ligatures w14:val="none"/>
+        </w:rPr>
+        <w:t> Alex’s hypothesis — </w:t>
+      </w:r>
+      <w:r>
+        <w:rPr>
+          <w:rFonts w:ascii="Arial" w:eastAsia="Times New Roman" w:hAnsi="Arial" w:cs="Arial"/>
+          <w:b/>
+          <w:bCs/>
+          <w:color w:val="141414"/>
+          <w:kern w:val="0"/>
+          <w:sz w:val="20"/>
+          <w:szCs w:val="20"/>
+          <w14:ligatures w14:val="none"/>
+        </w:rPr>
+        <w:t>largest gaps at the top</w:t>
+      </w:r>
+      <w:r>
+        <w:rPr>
+          <w:rFonts w:ascii="Arial" w:eastAsia="Times New Roman" w:hAnsi="Arial" w:cs="Arial"/>
+          <w:color w:val="141414"/>
+          <w:kern w:val="0"/>
+          <w:sz w:val="20"/>
+          <w:szCs w:val="20"/>
+          <w14:ligatures w14:val="none"/>
+        </w:rPr>
+        <w:t> of the ability distribution (where elite </w:t>
+      </w:r>
+      <m:oMath>
+        <m:sSub>
+          <m:sSubPr>
+            <m:ctrlPr>
+              <w:rPr>
+                <w:rFonts w:ascii="Cambria Math" w:eastAsia="Times New Roman" w:hAnsi="Cambria Math" w:cs="Times New Roman"/>
+                <w:kern w:val="0"/>
+                <w14:ligatures w14:val="none"/>
+              </w:rPr>
+            </m:ctrlPr>
+          </m:sSubPr>
+          <m:e>
+            <m:r>
+              <w:rPr>
+                <w:rFonts w:ascii="Cambria Math" w:eastAsia="Times New Roman" w:hAnsi="Cambria Math" w:cs="Times New Roman"/>
+                <w:kern w:val="0"/>
+                <w14:ligatures w14:val="none"/>
+              </w:rPr>
+              <m:t>L</m:t>
+            </m:r>
+          </m:e>
+          <m:sub>
+            <m:r>
+              <w:rPr>
+                <w:rFonts w:ascii="Cambria Math" w:eastAsia="Times New Roman" w:hAnsi="Cambria Math" w:cs="Times New Roman"/>
+                <w:kern w:val="0"/>
+                <w14:ligatures w14:val="none"/>
+              </w:rPr>
+              <m:t>Q</m:t>
+            </m:r>
+          </m:sub>
+        </m:sSub>
+      </m:oMath>
+      <w:r>
+        <w:rPr>
+          <w:rFonts w:ascii="Arial" w:eastAsia="Times New Roman" w:hAnsi="Arial" w:cs="Arial"/>
+          <w:color w:val="141414"/>
+          <w:kern w:val="0"/>
+          <w:sz w:val="20"/>
+          <w:szCs w:val="20"/>
+          <w14:ligatures w14:val="none"/>
+        </w:rPr>
+        <w:t> congestion bites).</w:t>
+      </w:r>
+    </w:p>
+    <w:p>
+      <w:pPr>
+        <w:numPr>
+          <w:ilvl w:val="0"/>
+          <w:numId w:val="8"/>
+        </w:numPr>
+        <w:shd w:val="clear" w:color="auto" w:fill="FCFCFC"/>
+        <w:spacing w:before="100" w:beforeAutospacing="1" w:after="100" w:afterAutospacing="1" w:line="240" w:lineRule="auto"/>
+        <w:rPr>
+          <w:rFonts w:ascii="Arial" w:eastAsia="Times New Roman" w:hAnsi="Arial" w:cs="Arial"/>
+          <w:color w:val="141414"/>
+          <w:kern w:val="0"/>
+          <w:sz w:val="20"/>
+          <w:szCs w:val="20"/>
+          <w14:ligatures w14:val="none"/>
+        </w:rPr>
+      </w:pPr>
+      <w:r>
+        <w:rPr>
+          <w:rFonts w:ascii="Arial" w:eastAsia="Times New Roman" w:hAnsi="Arial" w:cs="Arial"/>
+          <w:b/>
+          <w:bCs/>
+          <w:color w:val="141414"/>
+          <w:kern w:val="0"/>
+          <w:sz w:val="20"/>
+          <w:szCs w:val="20"/>
+          <w14:ligatures w14:val="none"/>
+        </w:rPr>
+        <w:t>Slot scarcity sensitivity:</w:t>
+      </w:r>
+      <w:r>
+        <w:rPr>
+          <w:rFonts w:ascii="Arial" w:eastAsia="Times New Roman" w:hAnsi="Arial" w:cs="Arial"/>
+          <w:color w:val="141414"/>
+          <w:kern w:val="0"/>
+          <w:sz w:val="20"/>
+          <w:szCs w:val="20"/>
+          <w14:ligatures w14:val="none"/>
+        </w:rPr>
+        <w:t> stratify or note NBA draft ~60 picks vs Army promotion rates — “under what K is this a rounding error vs a driver?”</w:t>
+      </w:r>
+    </w:p>
+    <w:p>
+      <w:pPr>
+        <w:shd w:val="clear" w:color="auto" w:fill="FCFCFC"/>
+        <w:spacing w:before="120" w:after="120" w:line="240" w:lineRule="auto"/>
+        <w:rPr>
+          <w:rFonts w:ascii="Arial" w:eastAsia="Times New Roman" w:hAnsi="Arial" w:cs="Arial"/>
+          <w:color w:val="141414"/>
+          <w:kern w:val="0"/>
+          <w:sz w:val="20"/>
+          <w:szCs w:val="20"/>
+          <w14:ligatures w14:val="none"/>
+        </w:rPr>
+      </w:pPr>
+      <w:r>
+        <w:rPr>
+          <w:rFonts w:ascii="Arial" w:eastAsia="Times New Roman" w:hAnsi="Arial" w:cs="Arial"/>
+          <w:b/>
+          <w:bCs/>
+          <w:color w:val="141414"/>
+          <w:kern w:val="0"/>
+          <w:sz w:val="20"/>
+          <w:szCs w:val="20"/>
+          <w14:ligatures w14:val="none"/>
+        </w:rPr>
+        <w:t>Important caveat Alex acknowledged:</w:t>
+      </w:r>
+      <w:r>
+        <w:rPr>
+          <w:rFonts w:ascii="Arial" w:eastAsia="Times New Roman" w:hAnsi="Arial" w:cs="Arial"/>
+          <w:color w:val="141414"/>
+          <w:kern w:val="0"/>
+          <w:sz w:val="20"/>
+          <w:szCs w:val="20"/>
+          <w14:ligatures w14:val="none"/>
+        </w:rPr>
+        <w:t> ppm/ability is </w:t>
+      </w:r>
+      <w:r>
+        <w:rPr>
+          <w:rFonts w:ascii="Arial" w:eastAsia="Times New Roman" w:hAnsi="Arial" w:cs="Arial"/>
+          <w:b/>
+          <w:bCs/>
+          <w:color w:val="141414"/>
+          <w:kern w:val="0"/>
+          <w:sz w:val="20"/>
+          <w:szCs w:val="20"/>
+          <w14:ligatures w14:val="none"/>
+        </w:rPr>
+        <w:t>partly endogenous</w:t>
+      </w:r>
+      <w:r>
+        <w:rPr>
+          <w:rFonts w:ascii="Arial" w:eastAsia="Times New Roman" w:hAnsi="Arial" w:cs="Arial"/>
+          <w:color w:val="141414"/>
+          <w:kern w:val="0"/>
+          <w:sz w:val="20"/>
+          <w:szCs w:val="20"/>
+          <w14:ligatures w14:val="none"/>
+        </w:rPr>
+        <w:t> to roster context. He’s OK with a </w:t>
+      </w:r>
+      <w:r>
+        <w:rPr>
+          <w:rFonts w:ascii="Arial" w:eastAsia="Times New Roman" w:hAnsi="Arial" w:cs="Arial"/>
+          <w:b/>
+          <w:bCs/>
+          <w:color w:val="141414"/>
+          <w:kern w:val="0"/>
+          <w:sz w:val="20"/>
+          <w:szCs w:val="20"/>
+          <w14:ligatures w14:val="none"/>
+        </w:rPr>
+        <w:t>fabricated assessment world</w:t>
+      </w:r>
+      <w:r>
+        <w:rPr>
+          <w:rFonts w:ascii="Arial" w:eastAsia="Times New Roman" w:hAnsi="Arial" w:cs="Arial"/>
+          <w:color w:val="141414"/>
+          <w:kern w:val="0"/>
+          <w:sz w:val="20"/>
+          <w:szCs w:val="20"/>
+          <w14:ligatures w14:val="none"/>
+        </w:rPr>
+        <w:t> for the counterfactual — articulate that clearly; don’t claim you rewound development.</w:t>
+      </w:r>
+    </w:p>
+    <w:p>
+      <w:pPr>
+        <w:spacing w:before="240" w:after="240" w:line="240" w:lineRule="auto"/>
+        <w:rPr>
+          <w:rFonts w:ascii="Arial" w:eastAsia="Times New Roman" w:hAnsi="Arial" w:cs="Arial"/>
+          <w:kern w:val="0"/>
+          <w:sz w:val="20"/>
+          <w:szCs w:val="20"/>
+          <w14:ligatures w14:val="none"/>
+        </w:rPr>
+      </w:pPr>
+      <w:r>
+        <w:rPr>
+          <w:noProof/>
+        </w:rPr>
+      </w:r>
+      <w:r>
+        <w:pict w14:anchorId="32EB9B4B">
+          <v:rect id="Horizontal Line 14" o:spid="_x0000_s1027" style="width:540pt;height:.1pt;visibility:visible;mso-wrap-style:square;mso-left-percent:-10001;mso-top-percent:-10001;mso-position-horizontal:absolute;mso-position-horizontal-relative:char;mso-position-vertical:absolute;mso-position-vertical-relative:line;mso-left-percent:-10001;mso-top-percent:-10001;v-text-anchor:top" o:gfxdata="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" filled="f">
+            <o:lock v:ext="edit" rotation="t" aspectratio="t" verticies="t" text="t" shapetype="t"/>
+            <w10:anchorlock/>
+          </v:rect>
+        </w:pict>
+      </w:r>
+    </w:p>
+    <w:p>
+      <w:pPr>
+        <w:shd w:val="clear" w:color="auto" w:fill="FCFCFC"/>
+        <w:spacing w:before="216" w:after="84" w:line="240" w:lineRule="auto"/>
+        <w:outlineLvl w:val="1"/>
+        <w:rPr>
+          <w:rFonts w:ascii="Arial" w:eastAsia="Times New Roman" w:hAnsi="Arial" w:cs="Arial"/>
+          <w:b/>
+          <w:bCs/>
+          <w:color w:val="141414"/>
+          <w:kern w:val="0"/>
+          <w:sz w:val="32"/>
+          <w:szCs w:val="32"/>
+          <w14:ligatures w14:val="none"/>
+        </w:rPr>
+      </w:pPr>
+      <w:r>
+        <w:rPr>
+          <w:rFonts w:ascii="Arial" w:eastAsia="Times New Roman" w:hAnsi="Arial" w:cs="Arial"/>
+          <w:b/>
+          <w:bCs/>
+          <w:color w:val="141414"/>
+          <w:kern w:val="0"/>
+          <w:sz w:val="32"/>
+          <w:szCs w:val="32"/>
+          <w14:ligatures w14:val="none"/>
+        </w:rPr>
+        <w:t>Charles’s “team player” idea</w:t>
+      </w:r>
+    </w:p>
+    <w:p>
+      <w:pPr>
+        <w:shd w:val="clear" w:color="auto" w:fill="FCFCFC"/>
+        <w:spacing w:before="120" w:after="120" w:line="240" w:lineRule="auto"/>
+        <w:rPr>
+          <w:rFonts w:ascii="Arial" w:eastAsia="Times New Roman" w:hAnsi="Arial" w:cs="Arial"/>
+          <w:color w:val="141414"/>
+          <w:kern w:val="0"/>
+          <w:sz w:val="20"/>
+          <w:szCs w:val="20"/>
+          <w14:ligatures w14:val="none"/>
+        </w:rPr>
+      </w:pPr>
+      <w:r>
+        <w:rPr>
+          <w:rFonts w:ascii="Arial" w:eastAsia="Times New Roman" w:hAnsi="Arial" w:cs="Arial"/>
+          <w:color w:val="141414"/>
+          <w:kern w:val="0"/>
+          <w:sz w:val="20"/>
+          <w:szCs w:val="20"/>
+          <w14:ligatures w14:val="none"/>
+        </w:rPr>
+        <w:t>Alex liked the intuition (some thrive in elite peer pools, some don’t) but said </w:t>
+      </w:r>
+      <w:r>
+        <w:rPr>
+          <w:rFonts w:ascii="Arial" w:eastAsia="Times New Roman" w:hAnsi="Arial" w:cs="Arial"/>
+          <w:b/>
+          <w:bCs/>
+          <w:color w:val="141414"/>
+          <w:kern w:val="0"/>
+          <w:sz w:val="20"/>
+          <w:szCs w:val="20"/>
+          <w14:ligatures w14:val="none"/>
+        </w:rPr>
+        <w:t>too many confounders</w:t>
+      </w:r>
+      <w:r>
+        <w:rPr>
+          <w:rFonts w:ascii="Arial" w:eastAsia="Times New Roman" w:hAnsi="Arial" w:cs="Arial"/>
+          <w:color w:val="141414"/>
+          <w:kern w:val="0"/>
+          <w:sz w:val="20"/>
+          <w:szCs w:val="20"/>
+          <w14:ligatures w14:val="none"/>
+        </w:rPr>
+        <w:t> for now. Park it — different from the roster-pressure-in-</w:t>
+      </w:r>
+      <w:r>
+        <w:rPr>
+          <w:rFonts w:ascii="Arial" w:eastAsia="Times New Roman" w:hAnsi="Arial" w:cs="Arial"/>
+          <w:b/>
+          <w:bCs/>
+          <w:color w:val="141414"/>
+          <w:kern w:val="0"/>
+          <w:sz w:val="20"/>
+          <w:szCs w:val="20"/>
+          <w14:ligatures w14:val="none"/>
+        </w:rPr>
+        <w:t>selection-score</w:t>
+      </w:r>
+      <w:r>
+        <w:rPr>
+          <w:rFonts w:ascii="Arial" w:eastAsia="Times New Roman" w:hAnsi="Arial" w:cs="Arial"/>
+          <w:color w:val="141414"/>
+          <w:kern w:val="0"/>
+          <w:sz w:val="20"/>
+          <w:szCs w:val="20"/>
+          <w14:ligatures w14:val="none"/>
+        </w:rPr>
+        <w:t> question.</w:t>
+      </w:r>
+    </w:p>
+    <w:p>
+      <w:pPr>
+        <w:spacing w:before="240" w:after="240" w:line="240" w:lineRule="auto"/>
+        <w:rPr>
+          <w:rFonts w:ascii="Arial" w:eastAsia="Times New Roman" w:hAnsi="Arial" w:cs="Arial"/>
+          <w:kern w:val="0"/>
+          <w:sz w:val="20"/>
+          <w:szCs w:val="20"/>
+          <w14:ligatures w14:val="none"/>
+        </w:rPr>
+      </w:pPr>
+      <w:r>
+        <w:rPr>
+          <w:noProof/>
+        </w:rPr>
+      </w:r>
+      <w:r>
+        <w:pict w14:anchorId="063AE288">
+          <v:rect id="Horizontal Line 15" o:spid="_x0000_s1026" style="width:540pt;height:.1pt;visibility:visible;mso-wrap-style:square;mso-left-percent:-10001;mso-top-percent:-10001;mso-position-horizontal:absolute;mso-position-horizontal-relative:char;mso-position-vertical:absolute;mso-position-vertical-relative:line;mso-left-percent:-10001;mso-top-percent:-10001;v-text-anchor:top" o:gfxdata="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" filled="f">
+            <o:lock v:ext="edit" rotation="t" aspectratio="t" verticies="t" text="t" shapetype="t"/>
+            <w10:anchorlock/>
+          </v:rect>
+        </w:pict>
+      </w:r>
+    </w:p>
+    <w:p>
+      <w:pPr>
+        <w:shd w:val="clear" w:color="auto" w:fill="FCFCFC"/>
+        <w:spacing w:before="216" w:after="84" w:line="240" w:lineRule="auto"/>
+        <w:outlineLvl w:val="1"/>
+        <w:rPr>
+          <w:rFonts w:ascii="Arial" w:eastAsia="Times New Roman" w:hAnsi="Arial" w:cs="Arial"/>
+          <w:b/>
+          <w:bCs/>
+          <w:color w:val="141414"/>
+          <w:kern w:val="0"/>
+          <w:sz w:val="32"/>
+          <w:szCs w:val="32"/>
+          <w14:ligatures w14:val="none"/>
+        </w:rPr>
+      </w:pPr>
+      <w:r>
+        <w:rPr>
+          <w:rFonts w:ascii="Arial" w:eastAsia="Times New Roman" w:hAnsi="Arial" w:cs="Arial"/>
+          <w:b/>
+          <w:bCs/>
+          <w:color w:val="141414"/>
+          <w:kern w:val="0"/>
+          <w:sz w:val="32"/>
+          <w:szCs w:val="32"/>
+          <w14:ligatures w14:val="none"/>
+        </w:rPr>
+        <w:t>Bottom line</w:t>
+      </w:r>
+    </w:p>
+    <w:p>
+      <w:pPr>
+        <w:shd w:val="clear" w:color="auto" w:fill="FCFCFC"/>
+        <w:spacing w:before="120" w:after="120" w:line="240" w:lineRule="auto"/>
+        <w:rPr>
+          <w:rFonts w:ascii="Arial" w:eastAsia="Times New Roman" w:hAnsi="Arial" w:cs="Arial"/>
+          <w:color w:val="141414"/>
+          <w:kern w:val="0"/>
+          <w:sz w:val="20"/>
+          <w:szCs w:val="20"/>
+          <w14:ligatures w14:val="none"/>
+        </w:rPr>
+      </w:pPr>
+      <w:r>
+        <w:rPr>
+          <w:rFonts w:ascii="Arial" w:eastAsia="Times New Roman" w:hAnsi="Arial" w:cs="Arial"/>
+          <w:color w:val="141414"/>
+          <w:kern w:val="0"/>
+          <w:sz w:val="20"/>
+          <w:szCs w:val="20"/>
+          <w14:ligatures w14:val="none"/>
+        </w:rPr>
+        <w:t>The transcript </w:t>
+      </w:r>
+      <w:r>
+        <w:rPr>
+          <w:rFonts w:ascii="Arial" w:eastAsia="Times New Roman" w:hAnsi="Arial" w:cs="Arial"/>
+          <w:b/>
+          <w:bCs/>
+          <w:color w:val="141414"/>
+          <w:kern w:val="0"/>
+          <w:sz w:val="20"/>
+          <w:szCs w:val="20"/>
+          <w14:ligatures w14:val="none"/>
+        </w:rPr>
+        <w:t>sharpens #3</w:t>
+      </w:r>
+      <w:r>
+        <w:rPr>
+          <w:rFonts w:ascii="Arial" w:eastAsia="Times New Roman" w:hAnsi="Arial" w:cs="Arial"/>
+          <w:color w:val="141414"/>
+          <w:kern w:val="0"/>
+          <w:sz w:val="20"/>
+          <w:szCs w:val="20"/>
+          <w14:ligatures w14:val="none"/>
+        </w:rPr>
+        <w:t> considerably:</w:t>
+      </w:r>
+    </w:p>
+    <w:p>
+      <w:pPr>
+        <w:numPr>
+          <w:ilvl w:val="0"/>
+          <w:numId w:val="9"/>
+        </w:numPr>
+        <w:shd w:val="clear" w:color="auto" w:fill="FCFCFC"/>
+        <w:spacing w:before="100" w:beforeAutospacing="1" w:after="100" w:afterAutospacing="1" w:line="240" w:lineRule="auto"/>
+        <w:rPr>
+          <w:rFonts w:ascii="Arial" w:eastAsia="Times New Roman" w:hAnsi="Arial" w:cs="Arial"/>
+          <w:color w:val="141414"/>
+          <w:kern w:val="0"/>
+          <w:sz w:val="20"/>
+          <w:szCs w:val="20"/>
+          <w14:ligatures w14:val="none"/>
+        </w:rPr>
+      </w:pPr>
+      <w:r>
+        <w:rPr>
+          <w:rFonts w:ascii="Arial" w:eastAsia="Times New Roman" w:hAnsi="Arial" w:cs="Arial"/>
+          <w:b/>
+          <w:bCs/>
+          <w:color w:val="141414"/>
+          <w:kern w:val="0"/>
+          <w:sz w:val="20"/>
+          <w:szCs w:val="20"/>
+          <w14:ligatures w14:val="none"/>
+        </w:rPr>
+        <w:t>Not:</w:t>
+      </w:r>
+      <w:r>
+        <w:rPr>
+          <w:rFonts w:ascii="Arial" w:eastAsia="Times New Roman" w:hAnsi="Arial" w:cs="Arial"/>
+          <w:color w:val="141414"/>
+          <w:kern w:val="0"/>
+          <w:sz w:val="20"/>
+          <w:szCs w:val="20"/>
+          <w14:ligatures w14:val="none"/>
+        </w:rPr>
+        <w:t> overlay hero vs naive binned curves and call it done.</w:t>
+      </w:r>
+    </w:p>
+    <w:p>
+      <w:pPr>
+        <w:numPr>
+          <w:ilvl w:val="0"/>
+          <w:numId w:val="9"/>
+        </w:numPr>
+        <w:shd w:val="clear" w:color="auto" w:fill="FCFCFC"/>
+        <w:spacing w:before="100" w:beforeAutospacing="1" w:after="100" w:afterAutospacing="1" w:line="240" w:lineRule="auto"/>
+        <w:rPr>
+          <w:rFonts w:ascii="Arial" w:eastAsia="Times New Roman" w:hAnsi="Arial" w:cs="Arial"/>
+          <w:color w:val="141414"/>
+          <w:kern w:val="0"/>
+          <w:sz w:val="20"/>
+          <w:szCs w:val="20"/>
+          <w14:ligatures w14:val="none"/>
+        </w:rPr>
+      </w:pPr>
+      <w:r>
+        <w:rPr>
+          <w:rFonts w:ascii="Arial" w:eastAsia="Times New Roman" w:hAnsi="Arial" w:cs="Arial"/>
+          <w:b/>
+          <w:bCs/>
+          <w:color w:val="141414"/>
+          <w:kern w:val="0"/>
+          <w:sz w:val="20"/>
+          <w:szCs w:val="20"/>
+          <w14:ligatures w14:val="none"/>
+        </w:rPr>
+        <w:t>Yes:</w:t>
+      </w:r>
+      <w:r>
+        <w:rPr>
+          <w:rFonts w:ascii="Arial" w:eastAsia="Times New Roman" w:hAnsi="Arial" w:cs="Arial"/>
+          <w:color w:val="141414"/>
+          <w:kern w:val="0"/>
+          <w:sz w:val="20"/>
+          <w:szCs w:val="20"/>
+          <w14:ligatures w14:val="none"/>
+        </w:rPr>
+        <w:t> fit two predictive models (roster-in-score on vs off), compare </w:t>
+      </w:r>
+      <w:r>
+        <w:rPr>
+          <w:rFonts w:ascii="Arial" w:eastAsia="Times New Roman" w:hAnsi="Arial" w:cs="Arial"/>
+          <w:b/>
+          <w:bCs/>
+          <w:color w:val="141414"/>
+          <w:kern w:val="0"/>
+          <w:sz w:val="20"/>
+          <w:szCs w:val="20"/>
+          <w14:ligatures w14:val="none"/>
+        </w:rPr>
+        <w:t>individual predicted promotion/draft probabilities</w:t>
+      </w:r>
+      <w:r>
+        <w:rPr>
+          <w:rFonts w:ascii="Arial" w:eastAsia="Times New Roman" w:hAnsi="Arial" w:cs="Arial"/>
+          <w:color w:val="141414"/>
+          <w:kern w:val="0"/>
+          <w:sz w:val="20"/>
+          <w:szCs w:val="20"/>
+          <w14:ligatures w14:val="none"/>
+        </w:rPr>
+        <w:t>, report </w:t>
+      </w:r>
+      <w:r>
+        <w:rPr>
+          <w:rFonts w:ascii="Arial" w:eastAsia="Times New Roman" w:hAnsi="Arial" w:cs="Arial"/>
+          <w:b/>
+          <w:bCs/>
+          <w:color w:val="141414"/>
+          <w:kern w:val="0"/>
+          <w:sz w:val="20"/>
+          <w:szCs w:val="20"/>
+          <w14:ligatures w14:val="none"/>
+        </w:rPr>
+        <w:t>overall predictive gain</w:t>
+      </w:r>
+      <w:r>
+        <w:rPr>
+          <w:rFonts w:ascii="Arial" w:eastAsia="Times New Roman" w:hAnsi="Arial" w:cs="Arial"/>
+          <w:color w:val="141414"/>
+          <w:kern w:val="0"/>
+          <w:sz w:val="20"/>
+          <w:szCs w:val="20"/>
+          <w14:ligatures w14:val="none"/>
+        </w:rPr>
+        <w:t> and </w:t>
+      </w:r>
+      <w:r>
+        <w:rPr>
+          <w:rFonts w:ascii="Arial" w:eastAsia="Times New Roman" w:hAnsi="Arial" w:cs="Arial"/>
+          <w:b/>
+          <w:bCs/>
+          <w:color w:val="141414"/>
+          <w:kern w:val="0"/>
+          <w:sz w:val="20"/>
+          <w:szCs w:val="20"/>
+          <w14:ligatures w14:val="none"/>
+        </w:rPr>
+        <w:t>ability-dependent error</w:t>
+      </w:r>
+      <w:r>
+        <w:rPr>
+          <w:rFonts w:ascii="Arial" w:eastAsia="Times New Roman" w:hAnsi="Arial" w:cs="Arial"/>
+          <w:color w:val="141414"/>
+          <w:kern w:val="0"/>
+          <w:sz w:val="20"/>
+          <w:szCs w:val="20"/>
+          <w14:ligatures w14:val="none"/>
+        </w:rPr>
+        <w:t>, and tie magnitude to </w:t>
+      </w:r>
+      <w:r>
+        <w:rPr>
+          <w:rFonts w:ascii="Arial" w:eastAsia="Times New Roman" w:hAnsi="Arial" w:cs="Arial"/>
+          <w:b/>
+          <w:bCs/>
+          <w:color w:val="141414"/>
+          <w:kern w:val="0"/>
+          <w:sz w:val="20"/>
+          <w:szCs w:val="20"/>
+          <w14:ligatures w14:val="none"/>
+        </w:rPr>
+        <w:t>carrying capacity</w:t>
+      </w:r>
+      <w:r>
+        <w:rPr>
+          <w:rFonts w:ascii="Arial" w:eastAsia="Times New Roman" w:hAnsi="Arial" w:cs="Arial"/>
+          <w:color w:val="141414"/>
+          <w:kern w:val="0"/>
+          <w:sz w:val="20"/>
+          <w:szCs w:val="20"/>
+          <w14:ligatures w14:val="none"/>
+        </w:rPr>
+        <w:t> (draft slots, promotion caps).</w:t>
+      </w:r>
+    </w:p>
+    <w:p>
+      <w:pPr>
+        <w:shd w:val="clear" w:color="auto" w:fill="FCFCFC"/>
+        <w:spacing w:before="120" w:after="0" w:line="240" w:lineRule="auto"/>
+        <w:rPr>
+          <w:rFonts w:ascii="Arial" w:eastAsia="Times New Roman" w:hAnsi="Arial" w:cs="Arial"/>
+          <w:color w:val="141414"/>
+          <w:kern w:val="0"/>
+          <w:sz w:val="20"/>
+          <w:szCs w:val="20"/>
+          <w14:ligatures w14:val="none"/>
+        </w:rPr>
+      </w:pPr>
+      <w:r>
+        <w:rPr>
+          <w:rFonts w:ascii="Arial" w:eastAsia="Times New Roman" w:hAnsi="Arial" w:cs="Arial"/>
+          <w:color w:val="141414"/>
+          <w:kern w:val="0"/>
+          <w:sz w:val="20"/>
+          <w:szCs w:val="20"/>
+          <w14:ligatures w14:val="none"/>
+        </w:rPr>
+        <w:t>That’s deliverable on the 530 panel without new data — but it </w:t>
+      </w:r>
+      <w:r>
+        <w:rPr>
+          <w:rFonts w:ascii="Arial" w:eastAsia="Times New Roman" w:hAnsi="Arial" w:cs="Arial"/>
+          <w:b/>
+          <w:bCs/>
+          <w:color w:val="141414"/>
+          <w:kern w:val="0"/>
+          <w:sz w:val="20"/>
+          <w:szCs w:val="20"/>
+          <w14:ligatures w14:val="none"/>
+        </w:rPr>
+        <w:t>is</w:t>
+      </w:r>
+      <w:r>
+        <w:rPr>
+          <w:rFonts w:ascii="Arial" w:eastAsia="Times New Roman" w:hAnsi="Arial" w:cs="Arial"/>
+          <w:color w:val="141414"/>
+          <w:kern w:val="0"/>
+          <w:sz w:val="20"/>
+          <w:szCs w:val="20"/>
+          <w14:ligatures w14:val="none"/>
+        </w:rPr>
+        <w:t> new analysis beyond the hero PNG. Want me to add this Alex framing to Pertinent Thoughts #3 and/or draft a one-page “magnitude spec” for the checklist?</w:t>
+      </w:r>
+    </w:p>
     <w:p/>
     <w:sectPr>
       <w:pgSz w:w="12240" w:h="15840"/>
@@ -5012,6 +7823,123 @@
 <file path=word/numbering.xml><?xml version="1.0" encoding="utf-8"?>
 <w:numbering xmlns:wpc="http://schemas.microsoft.com/office/word/2010/wordprocessingCanvas" xmlns:cx="http://schemas.microsoft.com/office/drawing/2014/chartex" xmlns:cx1="http://schemas.microsoft.com/office/drawing/2015/9/8/chartex" xmlns:cx2="http://schemas.microsoft.com/office/drawing/2015/10/21/chartex" xmlns:cx3="http://schemas.microsoft.com/office/drawing/2016/5/9/chartex" xmlns:cx4="http://schemas.microsoft.com/office/drawing/2016/5/10/chartex" xmlns:cx5="http://schemas.microsoft.com/office/drawing/2016/5/11/chartex" xmlns:cx6="http://schemas.microsoft.com/office/drawing/2016/5/12/chartex" xmlns:cx7="http://schemas.microsoft.com/office/drawing/2016/5/13/chartex" xmlns:cx8="http://schemas.microsoft.com/office/drawing/2016/5/14/chartex" xmlns:mc="http://schemas.openxmlformats.org/markup-compatibility/2006" xmlns:m="http://schemas.openxmlformats.org/officeDocument/2006/math" xmlns:aink="http://schemas.microsoft.com/office/drawing/2016/ink" xmlns:am3d="http://schemas.microsoft.com/office/drawing/2017/model3d" xmlns:oel="http://schemas.microsoft.com/office/2019/extlst" xmlns:r="http://schemas.openxmlformats.org/officeDocument/2006/relationships" xmlns:wp14="http://schemas.microsoft.com/office/word/2010/wordprocessingDrawing" xmlns:wp="http://schemas.openxmlformats.org/drawingml/2006/wordprocessingDrawing" xmlns:wpg="http://schemas.microsoft.com/office/word/2010/wordprocessingGroup" xmlns:wpi="http://schemas.microsoft.com/office/word/2010/wordprocessingInk" xmlns:wps="http://schemas.microsoft.com/office/word/2010/wordprocessingShape" xmlns:o="urn:schemas-microsoft-com:office:office" xmlns:v="urn:schemas-microsoft-com:vml" xmlns:w10="urn:schemas-microsoft-com:office:word" xmlns:w="http://schemas.openxmlformats.org/wordprocessingml/2006/main" xmlns:w14="http://schemas.microsoft.com/office/word/2010/wordml" xmlns:w15="http://schemas.microsoft.com/office/word/2012/wordml" xmlns:w16cei="http://schemas.microsoft.com/office/word/2026/wordml/cei" xmlns:w16cex="http://schemas.microsoft.com/office/word/2018/wordml/cex" xmlns:w16cid="http://schemas.microsoft.com/office/word/2016/wordml/cid" xmlns:w16="http://schemas.microsoft.com/office/word/2018/wordml" xmlns:w16sdtdh="http://schemas.microsoft.com/office/word/2020/wordml/sdtdatahash" xmlns:w16sdtfl="http://schemas.microsoft.com/office/word/2024/wordml/sdtformatlock" xmlns:w16se="http://schemas.microsoft.com/office/word/2015/wordml/symex" xmlns:w16du="http://schemas.microsoft.com/office/word/2023/wordml/word16du" xmlns:wne="http://schemas.microsoft.com/office/word/2006/wordml" mc:Ignorable="w14 w15 w16se w16cid w16 w16cex w16sdtdh w16sdtfl w16du wp14">
   <w:abstractNum w:abstractNumId="0" w15:restartNumberingAfterBreak="0">
+    <w:nsid w:val="02F75C13"/>
+    <w:multiLevelType w:val="multilevel"/>
+    <w:tmpl w:val="06A2C850"/>
+    <w:lvl w:ilvl="0">
+      <w:start w:val="1"/>
+      <w:numFmt w:val="decimal"/>
+      <w:lvlText w:val="%1."/>
+      <w:lvlJc w:val="left"/>
+      <w:pPr>
+        <w:tabs>
+          <w:tab w:val="num" w:pos="720"/>
+        </w:tabs>
+        <w:ind w:left="720" w:hanging="360"/>
+      </w:pPr>
+    </w:lvl>
+    <w:lvl w:ilvl="1">
+      <w:start w:val="1"/>
+      <w:numFmt w:val="bullet"/>
+      <w:lvlText w:val="o"/>
+      <w:lvlJc w:val="left"/>
+      <w:pPr>
+        <w:tabs>
+          <w:tab w:val="num" w:pos="1440"/>
+        </w:tabs>
+        <w:ind w:left="1440" w:hanging="360"/>
+      </w:pPr>
+      <w:rPr>
+        <w:rFonts w:ascii="Courier New" w:hAnsi="Courier New" w:hint="default"/>
+        <w:sz w:val="20"/>
+      </w:rPr>
+    </w:lvl>
+    <w:lvl w:ilvl="2" w:tentative="1">
+      <w:start w:val="1"/>
+      <w:numFmt w:val="decimal"/>
+      <w:lvlText w:val="%3."/>
+      <w:lvlJc w:val="left"/>
+      <w:pPr>
+        <w:tabs>
+          <w:tab w:val="num" w:pos="2160"/>
+        </w:tabs>
+        <w:ind w:left="2160" w:hanging="360"/>
+      </w:pPr>
+    </w:lvl>
+    <w:lvl w:ilvl="3" w:tentative="1">
+      <w:start w:val="1"/>
+      <w:numFmt w:val="decimal"/>
+      <w:lvlText w:val="%4."/>
+      <w:lvlJc w:val="left"/>
+      <w:pPr>
+        <w:tabs>
+          <w:tab w:val="num" w:pos="2880"/>
+        </w:tabs>
+        <w:ind w:left="2880" w:hanging="360"/>
+      </w:pPr>
+    </w:lvl>
+    <w:lvl w:ilvl="4" w:tentative="1">
+      <w:start w:val="1"/>
+      <w:numFmt w:val="decimal"/>
+      <w:lvlText w:val="%5."/>
+      <w:lvlJc w:val="left"/>
+      <w:pPr>
+        <w:tabs>
+          <w:tab w:val="num" w:pos="3600"/>
+        </w:tabs>
+        <w:ind w:left="3600" w:hanging="360"/>
+      </w:pPr>
+    </w:lvl>
+    <w:lvl w:ilvl="5" w:tentative="1">
+      <w:start w:val="1"/>
+      <w:numFmt w:val="decimal"/>
+      <w:lvlText w:val="%6."/>
+      <w:lvlJc w:val="left"/>
+      <w:pPr>
+        <w:tabs>
+          <w:tab w:val="num" w:pos="4320"/>
+        </w:tabs>
+        <w:ind w:left="4320" w:hanging="360"/>
+      </w:pPr>
+    </w:lvl>
+    <w:lvl w:ilvl="6" w:tentative="1">
+      <w:start w:val="1"/>
+      <w:numFmt w:val="decimal"/>
+      <w:lvlText w:val="%7."/>
+      <w:lvlJc w:val="left"/>
+      <w:pPr>
+        <w:tabs>
+          <w:tab w:val="num" w:pos="5040"/>
+        </w:tabs>
+        <w:ind w:left="5040" w:hanging="360"/>
+      </w:pPr>
+    </w:lvl>
+    <w:lvl w:ilvl="7" w:tentative="1">
+      <w:start w:val="1"/>
+      <w:numFmt w:val="decimal"/>
+      <w:lvlText w:val="%8."/>
+      <w:lvlJc w:val="left"/>
+      <w:pPr>
+        <w:tabs>
+          <w:tab w:val="num" w:pos="5760"/>
+        </w:tabs>
+        <w:ind w:left="5760" w:hanging="360"/>
+      </w:pPr>
+    </w:lvl>
+    <w:lvl w:ilvl="8" w:tentative="1">
+      <w:start w:val="1"/>
+      <w:numFmt w:val="decimal"/>
+      <w:lvlText w:val="%9."/>
+      <w:lvlJc w:val="left"/>
+      <w:pPr>
+        <w:tabs>
+          <w:tab w:val="num" w:pos="6480"/>
+        </w:tabs>
+        <w:ind w:left="6480" w:hanging="360"/>
+      </w:pPr>
+    </w:lvl>
+  </w:abstractNum>
+  <w:abstractNum w:abstractNumId="1" w15:restartNumberingAfterBreak="0">
     <w:nsid w:val="1119205F"/>
     <w:multiLevelType w:val="multilevel"/>
     <w:tmpl w:val="4E9ADE20"/>
@@ -5160,7 +8088,7 @@
       </w:rPr>
     </w:lvl>
   </w:abstractNum>
-  <w:abstractNum w:abstractNumId="1" w15:restartNumberingAfterBreak="0">
+  <w:abstractNum w:abstractNumId="2" w15:restartNumberingAfterBreak="0">
     <w:nsid w:val="11B32EAA"/>
     <w:multiLevelType w:val="multilevel"/>
     <w:tmpl w:val="DFAEC3B2"/>
@@ -5309,7 +8237,7 @@
       </w:rPr>
     </w:lvl>
   </w:abstractNum>
-  <w:abstractNum w:abstractNumId="2" w15:restartNumberingAfterBreak="0">
+  <w:abstractNum w:abstractNumId="3" w15:restartNumberingAfterBreak="0">
     <w:nsid w:val="1C343AC8"/>
     <w:multiLevelType w:val="multilevel"/>
     <w:tmpl w:val="A45CDCDA"/>
@@ -5422,7 +8350,269 @@
       </w:pPr>
     </w:lvl>
   </w:abstractNum>
-  <w:abstractNum w:abstractNumId="3" w15:restartNumberingAfterBreak="0">
+  <w:abstractNum w:abstractNumId="4" w15:restartNumberingAfterBreak="0">
+    <w:nsid w:val="2E983CA1"/>
+    <w:multiLevelType w:val="multilevel"/>
+    <w:tmpl w:val="55C84610"/>
+    <w:lvl w:ilvl="0">
+      <w:start w:val="1"/>
+      <w:numFmt w:val="decimal"/>
+      <w:lvlText w:val="%1."/>
+      <w:lvlJc w:val="left"/>
+      <w:pPr>
+        <w:tabs>
+          <w:tab w:val="num" w:pos="720"/>
+        </w:tabs>
+        <w:ind w:left="720" w:hanging="360"/>
+      </w:pPr>
+    </w:lvl>
+    <w:lvl w:ilvl="1" w:tentative="1">
+      <w:start w:val="1"/>
+      <w:numFmt w:val="decimal"/>
+      <w:lvlText w:val="%2."/>
+      <w:lvlJc w:val="left"/>
+      <w:pPr>
+        <w:tabs>
+          <w:tab w:val="num" w:pos="1440"/>
+        </w:tabs>
+        <w:ind w:left="1440" w:hanging="360"/>
+      </w:pPr>
+    </w:lvl>
+    <w:lvl w:ilvl="2" w:tentative="1">
+      <w:start w:val="1"/>
+      <w:numFmt w:val="decimal"/>
+      <w:lvlText w:val="%3."/>
+      <w:lvlJc w:val="left"/>
+      <w:pPr>
+        <w:tabs>
+          <w:tab w:val="num" w:pos="2160"/>
+        </w:tabs>
+        <w:ind w:left="2160" w:hanging="360"/>
+      </w:pPr>
+    </w:lvl>
+    <w:lvl w:ilvl="3" w:tentative="1">
+      <w:start w:val="1"/>
+      <w:numFmt w:val="decimal"/>
+      <w:lvlText w:val="%4."/>
+      <w:lvlJc w:val="left"/>
+      <w:pPr>
+        <w:tabs>
+          <w:tab w:val="num" w:pos="2880"/>
+        </w:tabs>
+        <w:ind w:left="2880" w:hanging="360"/>
+      </w:pPr>
+    </w:lvl>
+    <w:lvl w:ilvl="4" w:tentative="1">
+      <w:start w:val="1"/>
+      <w:numFmt w:val="decimal"/>
+      <w:lvlText w:val="%5."/>
+      <w:lvlJc w:val="left"/>
+      <w:pPr>
+        <w:tabs>
+          <w:tab w:val="num" w:pos="3600"/>
+        </w:tabs>
+        <w:ind w:left="3600" w:hanging="360"/>
+      </w:pPr>
+    </w:lvl>
+    <w:lvl w:ilvl="5" w:tentative="1">
+      <w:start w:val="1"/>
+      <w:numFmt w:val="decimal"/>
+      <w:lvlText w:val="%6."/>
+      <w:lvlJc w:val="left"/>
+      <w:pPr>
+        <w:tabs>
+          <w:tab w:val="num" w:pos="4320"/>
+        </w:tabs>
+        <w:ind w:left="4320" w:hanging="360"/>
+      </w:pPr>
+    </w:lvl>
+    <w:lvl w:ilvl="6" w:tentative="1">
+      <w:start w:val="1"/>
+      <w:numFmt w:val="decimal"/>
+      <w:lvlText w:val="%7."/>
+      <w:lvlJc w:val="left"/>
+      <w:pPr>
+        <w:tabs>
+          <w:tab w:val="num" w:pos="5040"/>
+        </w:tabs>
+        <w:ind w:left="5040" w:hanging="360"/>
+      </w:pPr>
+    </w:lvl>
+    <w:lvl w:ilvl="7" w:tentative="1">
+      <w:start w:val="1"/>
+      <w:numFmt w:val="decimal"/>
+      <w:lvlText w:val="%8."/>
+      <w:lvlJc w:val="left"/>
+      <w:pPr>
+        <w:tabs>
+          <w:tab w:val="num" w:pos="5760"/>
+        </w:tabs>
+        <w:ind w:left="5760" w:hanging="360"/>
+      </w:pPr>
+    </w:lvl>
+    <w:lvl w:ilvl="8" w:tentative="1">
+      <w:start w:val="1"/>
+      <w:numFmt w:val="decimal"/>
+      <w:lvlText w:val="%9."/>
+      <w:lvlJc w:val="left"/>
+      <w:pPr>
+        <w:tabs>
+          <w:tab w:val="num" w:pos="6480"/>
+        </w:tabs>
+        <w:ind w:left="6480" w:hanging="360"/>
+      </w:pPr>
+    </w:lvl>
+  </w:abstractNum>
+  <w:abstractNum w:abstractNumId="5" w15:restartNumberingAfterBreak="0">
+    <w:nsid w:val="3F945303"/>
+    <w:multiLevelType w:val="multilevel"/>
+    <w:tmpl w:val="D9B23216"/>
+    <w:lvl w:ilvl="0">
+      <w:start w:val="1"/>
+      <w:numFmt w:val="bullet"/>
+      <w:lvlText w:val=""/>
+      <w:lvlJc w:val="left"/>
+      <w:pPr>
+        <w:tabs>
+          <w:tab w:val="num" w:pos="720"/>
+        </w:tabs>
+        <w:ind w:left="720" w:hanging="360"/>
+      </w:pPr>
+      <w:rPr>
+        <w:rFonts w:ascii="Symbol" w:hAnsi="Symbol" w:hint="default"/>
+        <w:sz w:val="20"/>
+      </w:rPr>
+    </w:lvl>
+    <w:lvl w:ilvl="1" w:tentative="1">
+      <w:start w:val="1"/>
+      <w:numFmt w:val="bullet"/>
+      <w:lvlText w:val="o"/>
+      <w:lvlJc w:val="left"/>
+      <w:pPr>
+        <w:tabs>
+          <w:tab w:val="num" w:pos="1440"/>
+        </w:tabs>
+        <w:ind w:left="1440" w:hanging="360"/>
+      </w:pPr>
+      <w:rPr>
+        <w:rFonts w:ascii="Courier New" w:hAnsi="Courier New" w:hint="default"/>
+        <w:sz w:val="20"/>
+      </w:rPr>
+    </w:lvl>
+    <w:lvl w:ilvl="2" w:tentative="1">
+      <w:start w:val="1"/>
+      <w:numFmt w:val="bullet"/>
+      <w:lvlText w:val=""/>
+      <w:lvlJc w:val="left"/>
+      <w:pPr>
+        <w:tabs>
+          <w:tab w:val="num" w:pos="2160"/>
+        </w:tabs>
+        <w:ind w:left="2160" w:hanging="360"/>
+      </w:pPr>
+      <w:rPr>
+        <w:rFonts w:ascii="Wingdings" w:hAnsi="Wingdings" w:hint="default"/>
+        <w:sz w:val="20"/>
+      </w:rPr>
+    </w:lvl>
+    <w:lvl w:ilvl="3" w:tentative="1">
+      <w:start w:val="1"/>
+      <w:numFmt w:val="bullet"/>
+      <w:lvlText w:val=""/>
+      <w:lvlJc w:val="left"/>
+      <w:pPr>
+        <w:tabs>
+          <w:tab w:val="num" w:pos="2880"/>
+        </w:tabs>
+        <w:ind w:left="2880" w:hanging="360"/>
+      </w:pPr>
+      <w:rPr>
+        <w:rFonts w:ascii="Wingdings" w:hAnsi="Wingdings" w:hint="default"/>
+        <w:sz w:val="20"/>
+      </w:rPr>
+    </w:lvl>
+    <w:lvl w:ilvl="4" w:tentative="1">
+      <w:start w:val="1"/>
+      <w:numFmt w:val="bullet"/>
+      <w:lvlText w:val=""/>
+      <w:lvlJc w:val="left"/>
+      <w:pPr>
+        <w:tabs>
+          <w:tab w:val="num" w:pos="3600"/>
+        </w:tabs>
+        <w:ind w:left="3600" w:hanging="360"/>
+      </w:pPr>
+      <w:rPr>
+        <w:rFonts w:ascii="Wingdings" w:hAnsi="Wingdings" w:hint="default"/>
+        <w:sz w:val="20"/>
+      </w:rPr>
+    </w:lvl>
+    <w:lvl w:ilvl="5" w:tentative="1">
+      <w:start w:val="1"/>
+      <w:numFmt w:val="bullet"/>
+      <w:lvlText w:val=""/>
+      <w:lvlJc w:val="left"/>
+      <w:pPr>
+        <w:tabs>
+          <w:tab w:val="num" w:pos="4320"/>
+        </w:tabs>
+        <w:ind w:left="4320" w:hanging="360"/>
+      </w:pPr>
+      <w:rPr>
+        <w:rFonts w:ascii="Wingdings" w:hAnsi="Wingdings" w:hint="default"/>
+        <w:sz w:val="20"/>
+      </w:rPr>
+    </w:lvl>
+    <w:lvl w:ilvl="6" w:tentative="1">
+      <w:start w:val="1"/>
+      <w:numFmt w:val="bullet"/>
+      <w:lvlText w:val=""/>
+      <w:lvlJc w:val="left"/>
+      <w:pPr>
+        <w:tabs>
+          <w:tab w:val="num" w:pos="5040"/>
+        </w:tabs>
+        <w:ind w:left="5040" w:hanging="360"/>
+      </w:pPr>
+      <w:rPr>
+        <w:rFonts w:ascii="Wingdings" w:hAnsi="Wingdings" w:hint="default"/>
+        <w:sz w:val="20"/>
+      </w:rPr>
+    </w:lvl>
+    <w:lvl w:ilvl="7" w:tentative="1">
+      <w:start w:val="1"/>
+      <w:numFmt w:val="bullet"/>
+      <w:lvlText w:val=""/>
+      <w:lvlJc w:val="left"/>
+      <w:pPr>
+        <w:tabs>
+          <w:tab w:val="num" w:pos="5760"/>
+        </w:tabs>
+        <w:ind w:left="5760" w:hanging="360"/>
+      </w:pPr>
+      <w:rPr>
+        <w:rFonts w:ascii="Wingdings" w:hAnsi="Wingdings" w:hint="default"/>
+        <w:sz w:val="20"/>
+      </w:rPr>
+    </w:lvl>
+    <w:lvl w:ilvl="8" w:tentative="1">
+      <w:start w:val="1"/>
+      <w:numFmt w:val="bullet"/>
+      <w:lvlText w:val=""/>
+      <w:lvlJc w:val="left"/>
+      <w:pPr>
+        <w:tabs>
+          <w:tab w:val="num" w:pos="6480"/>
+        </w:tabs>
+        <w:ind w:left="6480" w:hanging="360"/>
+      </w:pPr>
+      <w:rPr>
+        <w:rFonts w:ascii="Wingdings" w:hAnsi="Wingdings" w:hint="default"/>
+        <w:sz w:val="20"/>
+      </w:rPr>
+    </w:lvl>
+  </w:abstractNum>
+  <w:abstractNum w:abstractNumId="6" w15:restartNumberingAfterBreak="0">
     <w:nsid w:val="405F4100"/>
     <w:multiLevelType w:val="multilevel"/>
     <w:tmpl w:val="C992652E"/>
@@ -5551,7 +8741,7 @@
       </w:rPr>
     </w:lvl>
   </w:abstractNum>
-  <w:abstractNum w:abstractNumId="4" w15:restartNumberingAfterBreak="0">
+  <w:abstractNum w:abstractNumId="7" w15:restartNumberingAfterBreak="0">
     <w:nsid w:val="54411C2A"/>
     <w:multiLevelType w:val="multilevel"/>
     <w:tmpl w:val="3CF6387C"/>
@@ -5664,7 +8854,7 @@
       </w:pPr>
     </w:lvl>
   </w:abstractNum>
-  <w:abstractNum w:abstractNumId="5" w15:restartNumberingAfterBreak="0">
+  <w:abstractNum w:abstractNumId="8" w15:restartNumberingAfterBreak="0">
     <w:nsid w:val="6F5907D8"/>
     <w:multiLevelType w:val="multilevel"/>
     <w:tmpl w:val="16C015E6"/>
@@ -5814,22 +9004,31 @@
     </w:lvl>
   </w:abstractNum>
   <w:num w:numId="1" w16cid:durableId="1816406567">
+    <w:abstractNumId w:val="6"/>
+  </w:num>
+  <w:num w:numId="2" w16cid:durableId="194343400">
+    <w:abstractNumId w:val="1"/>
+  </w:num>
+  <w:num w:numId="3" w16cid:durableId="558053160">
+    <w:abstractNumId w:val="7"/>
+  </w:num>
+  <w:num w:numId="4" w16cid:durableId="891576205">
+    <w:abstractNumId w:val="8"/>
+  </w:num>
+  <w:num w:numId="5" w16cid:durableId="383333873">
     <w:abstractNumId w:val="3"/>
   </w:num>
-  <w:num w:numId="2" w16cid:durableId="194343400">
+  <w:num w:numId="6" w16cid:durableId="2115978976">
+    <w:abstractNumId w:val="2"/>
+  </w:num>
+  <w:num w:numId="7" w16cid:durableId="403115058">
     <w:abstractNumId w:val="0"/>
   </w:num>
-  <w:num w:numId="3" w16cid:durableId="558053160">
+  <w:num w:numId="8" w16cid:durableId="732235356">
     <w:abstractNumId w:val="4"/>
   </w:num>
-  <w:num w:numId="4" w16cid:durableId="891576205">
+  <w:num w:numId="9" w16cid:durableId="1888909995">
     <w:abstractNumId w:val="5"/>
-  </w:num>
-  <w:num w:numId="5" w16cid:durableId="383333873">
-    <w:abstractNumId w:val="2"/>
-  </w:num>
-  <w:num w:numId="6" w16cid:durableId="2115978976">
-    <w:abstractNumId w:val="1"/>
   </w:num>
 </w:numbering>
 </file>
